--- a/交互产品开发/Output/教案/教案_第5周_目标导向路径与架构.docx
+++ b/交互产品开发/Output/教案/教案_第5周_目标导向路径与架构.docx
@@ -322,7 +322,7 @@
                 <w:kern w:val="0"/>
                 <w:sz w:val="24"/>
               </w:rPr>
-              <w:t xml:space="preserve">2023级数字媒体艺术影视班：第 5 周，周三2-5节</w:t>
+              <w:t xml:space="preserve">2023级数字媒体艺术影视班：第 13 周，周四2-5节</w:t>
             </w:r>
           </w:p>
         </w:tc>
@@ -836,7 +836,7 @@
                 <w:kern w:val="0"/>
                 <w:sz w:val="24"/>
               </w:rPr>
-              <w:t xml:space="preserve">必读书目：</w:t>
+              <w:t xml:space="preserve">课前指定阅读教材与章节：</w:t>
             </w:r>
           </w:p>
           <w:p>
@@ -860,7 +860,7 @@
                 <w:kern w:val="0"/>
                 <w:sz w:val="24"/>
               </w:rPr>
-              <w:t xml:space="preserve">Yvonne Rogers, Helen Sharp, Jennifer Preece 著；刘晓晖 等译：交互设计：超越人机交互（原书第5版）[M]. 机械工业出版社, 2020.</w:t>
+              <w:t xml:space="preserve">《交互设计精髓 (About Face 4)》第四章 设定愿景：场景与设计需求；第五章 设计产品：框架与精炼</w:t>
             </w:r>
           </w:p>
         </w:tc>

--- a/交互产品开发/Output/教案/教案_第5周_目标导向路径与架构.docx
+++ b/交互产品开发/Output/教案/教案_第5周_目标导向路径与架构.docx
@@ -36,8 +36,8 @@
       </w:tblPr>
       <w:tblGrid>
         <w:gridCol w:w="1246"/>
-        <w:gridCol w:w="3894"/>
-        <w:gridCol w:w="3810"/>
+        <w:gridCol w:w="1740"/>
+        <w:gridCol w:w="5964"/>
       </w:tblGrid>
       <w:tr>
         <w:trPr>
@@ -66,15 +66,15 @@
               <w:jc w:val="center"/>
               <w:rPr>
                 <w:rFonts w:ascii="FangSong_GB2312" w:eastAsia="FangSong_GB2312" w:hAnsi="FangSong_GB2312" w:cs="FangSong_GB2312"/>
-                <w:color w:val="333333"/>
-                <w:kern w:val="0"/>
-                <w:sz w:val="24"/>
-              </w:rPr>
-            </w:pPr>
-            <w:r>
-              <w:rPr>
-                <w:rFonts w:ascii="FangSong_GB2312" w:eastAsia="FangSong_GB2312" w:hAnsi="FangSong_GB2312" w:cs="FangSong_GB2312" w:hint="eastAsia"/>
-                <w:color w:val="FF0000"/>
+                <w:color w:val="000000"/>
+                <w:kern w:val="0"/>
+                <w:sz w:val="24"/>
+              </w:rPr>
+            </w:pPr>
+            <w:r>
+              <w:rPr>
+                <w:rFonts w:ascii="FangSong_GB2312" w:eastAsia="FangSong_GB2312" w:hAnsi="FangSong_GB2312" w:cs="FangSong_GB2312" w:hint="eastAsia"/>
+                <w:color w:val="000000"/>
                 <w:kern w:val="0"/>
                 <w:sz w:val="24"/>
               </w:rPr>
@@ -106,19 +106,19 @@
               <w:jc w:val="center"/>
               <w:rPr>
                 <w:rFonts w:ascii="FangSong_GB2312" w:eastAsia="FangSong_GB2312" w:hAnsi="FangSong_GB2312" w:cs="FangSong_GB2312"/>
-                <w:color w:val="333333"/>
-                <w:kern w:val="0"/>
-                <w:sz w:val="24"/>
-              </w:rPr>
-            </w:pPr>
-            <w:r>
-              <w:rPr>
-                <w:rFonts w:ascii="FangSong_GB2312" w:eastAsia="FangSong_GB2312" w:hAnsi="FangSong_GB2312" w:cs="FangSong_GB2312" w:hint="eastAsia"/>
-                <w:color w:val="FF0000"/>
-                <w:kern w:val="0"/>
-                <w:sz w:val="24"/>
-              </w:rPr>
-              <w:t xml:space="preserve">项目五  目标导向路径与架构</w:t>
+                <w:color w:val="000000"/>
+                <w:kern w:val="0"/>
+                <w:sz w:val="24"/>
+              </w:rPr>
+            </w:pPr>
+            <w:r>
+              <w:rPr>
+                <w:rFonts w:ascii="FangSong_GB2312" w:eastAsia="FangSong_GB2312" w:hAnsi="FangSong_GB2312" w:cs="FangSong_GB2312" w:hint="eastAsia"/>
+                <w:color w:val="000000"/>
+                <w:kern w:val="0"/>
+                <w:sz w:val="24"/>
+              </w:rPr>
+              <w:t xml:space="preserve">第5章  目标导向路径与架构</w:t>
             </w:r>
           </w:p>
         </w:tc>
@@ -150,15 +150,15 @@
               <w:jc w:val="center"/>
               <w:rPr>
                 <w:rFonts w:ascii="FangSong_GB2312" w:eastAsia="FangSong_GB2312" w:hAnsi="FangSong_GB2312" w:cs="FangSong_GB2312"/>
-                <w:color w:val="333333"/>
-                <w:kern w:val="0"/>
-                <w:sz w:val="24"/>
-              </w:rPr>
-            </w:pPr>
-            <w:r>
-              <w:rPr>
-                <w:rFonts w:ascii="FangSong_GB2312" w:eastAsia="FangSong_GB2312" w:hAnsi="FangSong_GB2312" w:cs="FangSong_GB2312" w:hint="eastAsia"/>
-                <w:color w:val="FF0000"/>
+                <w:color w:val="000000"/>
+                <w:kern w:val="0"/>
+                <w:sz w:val="24"/>
+              </w:rPr>
+            </w:pPr>
+            <w:r>
+              <w:rPr>
+                <w:rFonts w:ascii="FangSong_GB2312" w:eastAsia="FangSong_GB2312" w:hAnsi="FangSong_GB2312" w:cs="FangSong_GB2312" w:hint="eastAsia"/>
+                <w:color w:val="000000"/>
                 <w:kern w:val="0"/>
                 <w:sz w:val="24"/>
               </w:rPr>
@@ -190,15 +190,15 @@
               <w:jc w:val="center"/>
               <w:rPr>
                 <w:rFonts w:ascii="FangSong_GB2312" w:eastAsia="FangSong_GB2312" w:hAnsi="FangSong_GB2312" w:cs="FangSong_GB2312"/>
-                <w:color w:val="333333"/>
-                <w:kern w:val="0"/>
-                <w:sz w:val="24"/>
-              </w:rPr>
-            </w:pPr>
-            <w:r>
-              <w:rPr>
-                <w:rFonts w:ascii="FangSong_GB2312" w:eastAsia="FangSong_GB2312" w:hAnsi="FangSong_GB2312" w:cs="FangSong_GB2312" w:hint="eastAsia"/>
-                <w:color w:val="FF0000"/>
+                <w:color w:val="000000"/>
+                <w:kern w:val="0"/>
+                <w:sz w:val="24"/>
+              </w:rPr>
+            </w:pPr>
+            <w:r>
+              <w:rPr>
+                <w:rFonts w:ascii="FangSong_GB2312" w:eastAsia="FangSong_GB2312" w:hAnsi="FangSong_GB2312" w:cs="FangSong_GB2312" w:hint="eastAsia"/>
+                <w:color w:val="000000"/>
                 <w:kern w:val="0"/>
                 <w:sz w:val="24"/>
               </w:rPr>
@@ -213,15 +213,15 @@
               <w:jc w:val="center"/>
               <w:rPr>
                 <w:rFonts w:ascii="FangSong_GB2312" w:eastAsia="FangSong_GB2312" w:hAnsi="FangSong_GB2312" w:cs="FangSong_GB2312"/>
-                <w:color w:val="333333"/>
-                <w:kern w:val="0"/>
-                <w:sz w:val="24"/>
-              </w:rPr>
-            </w:pPr>
-            <w:r>
-              <w:rPr>
-                <w:rFonts w:ascii="FangSong_GB2312" w:eastAsia="FangSong_GB2312" w:hAnsi="FangSong_GB2312" w:cs="FangSong_GB2312" w:hint="eastAsia"/>
-                <w:color w:val="FF0000"/>
+                <w:color w:val="000000"/>
+                <w:kern w:val="0"/>
+                <w:sz w:val="24"/>
+              </w:rPr>
+            </w:pPr>
+            <w:r>
+              <w:rPr>
+                <w:rFonts w:ascii="FangSong_GB2312" w:eastAsia="FangSong_GB2312" w:hAnsi="FangSong_GB2312" w:cs="FangSong_GB2312" w:hint="eastAsia"/>
+                <w:color w:val="000000"/>
                 <w:kern w:val="0"/>
                 <w:sz w:val="24"/>
               </w:rPr>
@@ -947,7 +947,7 @@
                 <w:kern w:val="0"/>
                 <w:sz w:val="24"/>
               </w:rPr>
-              <w:t xml:space="preserve">理论讲授、系统蓝图拆解、状态机白板绘图实操</w:t>
+              <w:t xml:space="preserve">项目导引、系统蓝图拆解、状态机白板绘图实操</w:t>
             </w:r>
           </w:p>
         </w:tc>
@@ -1002,7 +1002,7 @@
         </w:tc>
         <w:tc>
           <w:tcPr>
-            <w:tcW w:w="3894" w:type="dxa"/>
+            <w:tcW w:w="1740" w:type="dxa"/>
             <w:tcBorders>
               <w:top w:val="single" w:sz="4" w:space="0" w:color="auto"/>
               <w:left w:val="single" w:sz="4" w:space="0" w:color="auto"/>
@@ -1037,7 +1037,7 @@
         </w:tc>
         <w:tc>
           <w:tcPr>
-            <w:tcW w:w="3810" w:type="dxa"/>
+            <w:tcW w:w="5964" w:type="dxa"/>
             <w:tcBorders>
               <w:top w:val="single" w:sz="4" w:space="0" w:color="auto"/>
               <w:left w:val="single" w:sz="4" w:space="0" w:color="auto"/>
@@ -1097,7 +1097,7 @@
         </w:tc>
         <w:tc>
           <w:tcPr>
-            <w:tcW w:w="3894" w:type="dxa"/>
+            <w:tcW w:w="1740" w:type="dxa"/>
             <w:tcBorders>
               <w:top w:val="single" w:sz="4" w:space="0" w:color="auto"/>
               <w:left w:val="single" w:sz="4" w:space="0" w:color="auto"/>
@@ -1132,7 +1132,7 @@
         </w:tc>
         <w:tc>
           <w:tcPr>
-            <w:tcW w:w="3810" w:type="dxa"/>
+            <w:tcW w:w="5964" w:type="dxa"/>
             <w:tcBorders>
               <w:top w:val="single" w:sz="4" w:space="0" w:color="auto"/>
               <w:left w:val="single" w:sz="4" w:space="0" w:color="auto"/>
@@ -1162,47 +1162,87 @@
                 <w:kern w:val="0"/>
                 <w:sz w:val="24"/>
               </w:rPr>
-              <w:t xml:space="preserve">【教学组织】回顾 W04 MVP 清单，引出需要逻辑架构支撑功能落地</w:t>
-            </w:r>
-          </w:p>
-          <w:p>
-            <w:pPr>
-              <w:widowControl/>
-              <w:spacing w:line="400" w:lineRule="exact"/>
-              <w:jc w:val="left"/>
-              <w:rPr>
-                <w:rFonts w:ascii="FangSong_GB2312" w:eastAsia="FangSong_GB2312" w:hAnsi="FangSong_GB2312" w:cs="FangSong_GB2312"/>
-                <w:kern w:val="0"/>
-                <w:sz w:val="24"/>
-              </w:rPr>
-            </w:pPr>
-            <w:r>
-              <w:rPr>
-                <w:rFonts w:ascii="FangSong_GB2312" w:eastAsia="FangSong_GB2312" w:hAnsi="FangSong_GB2312" w:cs="FangSong_GB2312" w:hint="eastAsia"/>
-                <w:kern w:val="0"/>
-                <w:sz w:val="24"/>
-              </w:rPr>
-              <w:t xml:space="preserve">【教学方法】理论讲授、系统蓝图拆解、状态机白板绘图实操</w:t>
-            </w:r>
-          </w:p>
-          <w:p>
-            <w:pPr>
-              <w:widowControl/>
-              <w:spacing w:line="400" w:lineRule="exact"/>
-              <w:jc w:val="left"/>
-              <w:rPr>
-                <w:rFonts w:ascii="FangSong_GB2312" w:eastAsia="FangSong_GB2312" w:hAnsi="FangSong_GB2312" w:cs="FangSong_GB2312"/>
-                <w:kern w:val="0"/>
-                <w:sz w:val="24"/>
-              </w:rPr>
-            </w:pPr>
-            <w:r>
-              <w:rPr>
-                <w:rFonts w:ascii="FangSong_GB2312" w:eastAsia="FangSong_GB2312" w:hAnsi="FangSong_GB2312" w:cs="FangSong_GB2312" w:hint="eastAsia"/>
-                <w:kern w:val="0"/>
-                <w:sz w:val="24"/>
-              </w:rPr>
-              <w:t xml:space="preserve">【时间安排】约10分钟（0.2理论学时）</w:t>
+              <w:t xml:space="preserve">【教学组织】上次课知识回顾:</w:t>
+            </w:r>
+          </w:p>
+          <w:p>
+            <w:pPr>
+              <w:widowControl/>
+              <w:spacing w:line="400" w:lineRule="exact"/>
+              <w:jc w:val="left"/>
+              <w:rPr>
+                <w:rFonts w:ascii="FangSong_GB2312" w:eastAsia="FangSong_GB2312" w:hAnsi="FangSong_GB2312" w:cs="FangSong_GB2312"/>
+                <w:kern w:val="0"/>
+                <w:sz w:val="24"/>
+              </w:rPr>
+            </w:pPr>
+            <w:r>
+              <w:rPr>
+                <w:rFonts w:ascii="FangSong_GB2312" w:eastAsia="FangSong_GB2312" w:hAnsi="FangSong_GB2312" w:cs="FangSong_GB2312" w:hint="eastAsia"/>
+                <w:kern w:val="0"/>
+                <w:sz w:val="24"/>
+              </w:rPr>
+              <w:t xml:space="preserve">1. 回顾 W04 MVP 清单，引出需要逻辑架构支撑功能落地</w:t>
+            </w:r>
+          </w:p>
+          <w:p>
+            <w:pPr>
+              <w:widowControl/>
+              <w:spacing w:line="400" w:lineRule="exact"/>
+              <w:jc w:val="left"/>
+              <w:rPr>
+                <w:rFonts w:ascii="FangSong_GB2312" w:eastAsia="FangSong_GB2312" w:hAnsi="FangSong_GB2312" w:cs="FangSong_GB2312"/>
+                <w:kern w:val="0"/>
+                <w:sz w:val="24"/>
+              </w:rPr>
+            </w:pPr>
+            <w:r>
+              <w:rPr>
+                <w:rFonts w:ascii="FangSong_GB2312" w:eastAsia="FangSong_GB2312" w:hAnsi="FangSong_GB2312" w:cs="FangSong_GB2312" w:hint="eastAsia"/>
+                <w:kern w:val="0"/>
+                <w:sz w:val="24"/>
+              </w:rPr>
+              <w:t xml:space="preserve">2. 检查学生对前置知识的掌握情况，建立新旧知识的逻辑桥梁。</w:t>
+            </w:r>
+          </w:p>
+          <w:p>
+            <w:pPr>
+              <w:widowControl/>
+              <w:spacing w:line="400" w:lineRule="exact"/>
+              <w:jc w:val="left"/>
+              <w:rPr>
+                <w:rFonts w:ascii="FangSong_GB2312" w:eastAsia="FangSong_GB2312" w:hAnsi="FangSong_GB2312" w:cs="FangSong_GB2312"/>
+                <w:kern w:val="0"/>
+                <w:sz w:val="24"/>
+              </w:rPr>
+            </w:pPr>
+            <w:r>
+              <w:rPr>
+                <w:rFonts w:ascii="FangSong_GB2312" w:eastAsia="FangSong_GB2312" w:hAnsi="FangSong_GB2312" w:cs="FangSong_GB2312" w:hint="eastAsia"/>
+                <w:kern w:val="0"/>
+                <w:sz w:val="24"/>
+              </w:rPr>
+              <w:t xml:space="preserve">【教学方法】项目导引、系统蓝图拆解、状态机白板绘图实操</w:t>
+            </w:r>
+          </w:p>
+          <w:p>
+            <w:pPr>
+              <w:widowControl/>
+              <w:spacing w:line="400" w:lineRule="exact"/>
+              <w:jc w:val="left"/>
+              <w:rPr>
+                <w:rFonts w:ascii="FangSong_GB2312" w:eastAsia="FangSong_GB2312" w:hAnsi="FangSong_GB2312" w:cs="FangSong_GB2312"/>
+                <w:kern w:val="0"/>
+                <w:sz w:val="24"/>
+              </w:rPr>
+            </w:pPr>
+            <w:r>
+              <w:rPr>
+                <w:rFonts w:ascii="FangSong_GB2312" w:eastAsia="FangSong_GB2312" w:hAnsi="FangSong_GB2312" w:cs="FangSong_GB2312" w:hint="eastAsia"/>
+                <w:kern w:val="0"/>
+                <w:sz w:val="24"/>
+              </w:rPr>
+              <w:t xml:space="preserve">【时间安排】约10分钟（0.2实践学时）</w:t>
             </w:r>
           </w:p>
           <w:p>
@@ -1253,7 +1293,7 @@
         </w:tc>
         <w:tc>
           <w:tcPr>
-            <w:tcW w:w="3894" w:type="dxa"/>
+            <w:tcW w:w="1740" w:type="dxa"/>
             <w:tcBorders>
               <w:top w:val="single" w:sz="4" w:space="0" w:color="auto"/>
               <w:left w:val="single" w:sz="4" w:space="0" w:color="auto"/>
@@ -1289,7 +1329,7 @@
         </w:tc>
         <w:tc>
           <w:tcPr>
-            <w:tcW w:w="3810" w:type="dxa"/>
+            <w:tcW w:w="5964" w:type="dxa"/>
             <w:tcBorders>
               <w:top w:val="single" w:sz="4" w:space="0" w:color="auto"/>
               <w:left w:val="single" w:sz="4" w:space="0" w:color="auto"/>
@@ -1319,47 +1359,107 @@
                 <w:kern w:val="0"/>
                 <w:sz w:val="24"/>
               </w:rPr>
-              <w:t xml:space="preserve">【教学组织】演示一个看似完整但用户频繁迷路的应用流程，暴露缺乏状态机规划的混乱</w:t>
-            </w:r>
-          </w:p>
-          <w:p>
-            <w:pPr>
-              <w:widowControl/>
-              <w:spacing w:line="400" w:lineRule="exact"/>
-              <w:jc w:val="left"/>
-              <w:rPr>
-                <w:rFonts w:ascii="FangSong_GB2312" w:eastAsia="FangSong_GB2312" w:hAnsi="FangSong_GB2312" w:cs="FangSong_GB2312"/>
-                <w:kern w:val="0"/>
-                <w:sz w:val="24"/>
-              </w:rPr>
-            </w:pPr>
-            <w:r>
-              <w:rPr>
-                <w:rFonts w:ascii="FangSong_GB2312" w:eastAsia="FangSong_GB2312" w:hAnsi="FangSong_GB2312" w:cs="FangSong_GB2312" w:hint="eastAsia"/>
-                <w:kern w:val="0"/>
-                <w:sz w:val="24"/>
-              </w:rPr>
-              <w:t xml:space="preserve">【教学方法】理论讲授、系统蓝图拆解、状态机白板绘图实操</w:t>
-            </w:r>
-          </w:p>
-          <w:p>
-            <w:pPr>
-              <w:widowControl/>
-              <w:spacing w:line="400" w:lineRule="exact"/>
-              <w:jc w:val="left"/>
-              <w:rPr>
-                <w:rFonts w:ascii="FangSong_GB2312" w:eastAsia="FangSong_GB2312" w:hAnsi="FangSong_GB2312" w:cs="FangSong_GB2312"/>
-                <w:kern w:val="0"/>
-                <w:sz w:val="24"/>
-              </w:rPr>
-            </w:pPr>
-            <w:r>
-              <w:rPr>
-                <w:rFonts w:ascii="FangSong_GB2312" w:eastAsia="FangSong_GB2312" w:hAnsi="FangSong_GB2312" w:cs="FangSong_GB2312" w:hint="eastAsia"/>
-                <w:kern w:val="0"/>
-                <w:sz w:val="24"/>
-              </w:rPr>
-              <w:t xml:space="preserve">【时间安排】约10分钟（0.2理论学时）</w:t>
+              <w:t xml:space="preserve">【教学组织】课程情境导入:</w:t>
+            </w:r>
+          </w:p>
+          <w:p>
+            <w:pPr>
+              <w:widowControl/>
+              <w:spacing w:line="400" w:lineRule="exact"/>
+              <w:jc w:val="left"/>
+              <w:rPr>
+                <w:rFonts w:ascii="FangSong_GB2312" w:eastAsia="FangSong_GB2312" w:hAnsi="FangSong_GB2312" w:cs="FangSong_GB2312"/>
+                <w:kern w:val="0"/>
+                <w:sz w:val="24"/>
+              </w:rPr>
+            </w:pPr>
+            <w:r>
+              <w:rPr>
+                <w:rFonts w:ascii="FangSong_GB2312" w:eastAsia="FangSong_GB2312" w:hAnsi="FangSong_GB2312" w:cs="FangSong_GB2312" w:hint="eastAsia"/>
+                <w:kern w:val="0"/>
+                <w:sz w:val="24"/>
+              </w:rPr>
+              <w:t xml:space="preserve">1. 演示一个看似完整但用户频繁迷路的应用流程，暴露缺乏状态机规划的混乱</w:t>
+            </w:r>
+          </w:p>
+          <w:p>
+            <w:pPr>
+              <w:widowControl/>
+              <w:spacing w:line="400" w:lineRule="exact"/>
+              <w:jc w:val="left"/>
+              <w:rPr>
+                <w:rFonts w:ascii="FangSong_GB2312" w:eastAsia="FangSong_GB2312" w:hAnsi="FangSong_GB2312" w:cs="FangSong_GB2312"/>
+                <w:kern w:val="0"/>
+                <w:sz w:val="24"/>
+              </w:rPr>
+            </w:pPr>
+            <w:r>
+              <w:rPr>
+                <w:rFonts w:ascii="FangSong_GB2312" w:eastAsia="FangSong_GB2312" w:hAnsi="FangSong_GB2312" w:cs="FangSong_GB2312" w:hint="eastAsia"/>
+                <w:kern w:val="0"/>
+                <w:sz w:val="24"/>
+              </w:rPr>
+              <w:t xml:space="preserve">2. 明确本节课核心聚焦点：目标导向的流式架构图设计与界面状态机的完整闭环设计</w:t>
+            </w:r>
+          </w:p>
+          <w:p>
+            <w:pPr>
+              <w:widowControl/>
+              <w:spacing w:line="400" w:lineRule="exact"/>
+              <w:jc w:val="left"/>
+              <w:rPr>
+                <w:rFonts w:ascii="FangSong_GB2312" w:eastAsia="FangSong_GB2312" w:hAnsi="FangSong_GB2312" w:cs="FangSong_GB2312"/>
+                <w:kern w:val="0"/>
+                <w:sz w:val="24"/>
+              </w:rPr>
+            </w:pPr>
+            <w:r>
+              <w:rPr>
+                <w:rFonts w:ascii="FangSong_GB2312" w:eastAsia="FangSong_GB2312" w:hAnsi="FangSong_GB2312" w:cs="FangSong_GB2312" w:hint="eastAsia"/>
+                <w:kern w:val="0"/>
+                <w:sz w:val="24"/>
+              </w:rPr>
+              <w:t xml:space="preserve">3. 激发学生学习动机与探索兴趣。</w:t>
+            </w:r>
+          </w:p>
+          <w:p>
+            <w:pPr>
+              <w:widowControl/>
+              <w:spacing w:line="400" w:lineRule="exact"/>
+              <w:jc w:val="left"/>
+              <w:rPr>
+                <w:rFonts w:ascii="FangSong_GB2312" w:eastAsia="FangSong_GB2312" w:hAnsi="FangSong_GB2312" w:cs="FangSong_GB2312"/>
+                <w:kern w:val="0"/>
+                <w:sz w:val="24"/>
+              </w:rPr>
+            </w:pPr>
+            <w:r>
+              <w:rPr>
+                <w:rFonts w:ascii="FangSong_GB2312" w:eastAsia="FangSong_GB2312" w:hAnsi="FangSong_GB2312" w:cs="FangSong_GB2312" w:hint="eastAsia"/>
+                <w:kern w:val="0"/>
+                <w:sz w:val="24"/>
+              </w:rPr>
+              <w:t xml:space="preserve">【教学方法】项目导引、系统蓝图拆解、状态机白板绘图实操</w:t>
+            </w:r>
+          </w:p>
+          <w:p>
+            <w:pPr>
+              <w:widowControl/>
+              <w:spacing w:line="400" w:lineRule="exact"/>
+              <w:jc w:val="left"/>
+              <w:rPr>
+                <w:rFonts w:ascii="FangSong_GB2312" w:eastAsia="FangSong_GB2312" w:hAnsi="FangSong_GB2312" w:cs="FangSong_GB2312"/>
+                <w:kern w:val="0"/>
+                <w:sz w:val="24"/>
+              </w:rPr>
+            </w:pPr>
+            <w:r>
+              <w:rPr>
+                <w:rFonts w:ascii="FangSong_GB2312" w:eastAsia="FangSong_GB2312" w:hAnsi="FangSong_GB2312" w:cs="FangSong_GB2312" w:hint="eastAsia"/>
+                <w:kern w:val="0"/>
+                <w:sz w:val="24"/>
+              </w:rPr>
+              <w:t xml:space="preserve">【时间安排】约10分钟（0.2实践学时）</w:t>
             </w:r>
           </w:p>
           <w:p>
@@ -1410,7 +1510,7 @@
         </w:tc>
         <w:tc>
           <w:tcPr>
-            <w:tcW w:w="3894" w:type="dxa"/>
+            <w:tcW w:w="1740" w:type="dxa"/>
             <w:tcBorders>
               <w:top w:val="single" w:sz="4" w:space="0" w:color="auto"/>
               <w:left w:val="single" w:sz="4" w:space="0" w:color="auto"/>
@@ -1439,13 +1539,21 @@
                 <w:kern w:val="0"/>
                 <w:sz w:val="24"/>
               </w:rPr>
-              <w:t>新课讲授</w:t>
-            </w:r>
-          </w:p>
-        </w:tc>
-        <w:tc>
-          <w:tcPr>
-            <w:tcW w:w="3810" w:type="dxa"/>
+              <w:t>新课</w:t>
+            </w:r>
+            <w:r>
+              <w:rPr>
+                <w:rFonts w:ascii="FangSong_GB2312" w:eastAsia="FangSong_GB2312" w:hAnsi="FangSong_GB2312" w:cs="FangSong_GB2312" w:hint="eastAsia"/>
+                <w:kern w:val="0"/>
+                <w:sz w:val="24"/>
+              </w:rPr>
+              <w:t>演示</w:t>
+            </w:r>
+          </w:p>
+        </w:tc>
+        <w:tc>
+          <w:tcPr>
+            <w:tcW w:w="5964" w:type="dxa"/>
             <w:tcBorders>
               <w:top w:val="single" w:sz="4" w:space="0" w:color="auto"/>
               <w:left w:val="single" w:sz="4" w:space="0" w:color="auto"/>
@@ -1475,47 +1583,127 @@
                 <w:kern w:val="0"/>
                 <w:sz w:val="24"/>
               </w:rPr>
-              <w:t xml:space="preserve">【教学组织】心流机制与沉浸设计、目标导向设计方法论、状态机拆解（正常流/异常流/空状态）</w:t>
-            </w:r>
-          </w:p>
-          <w:p>
-            <w:pPr>
-              <w:widowControl/>
-              <w:spacing w:line="400" w:lineRule="exact"/>
-              <w:jc w:val="left"/>
-              <w:rPr>
-                <w:rFonts w:ascii="FangSong_GB2312" w:eastAsia="FangSong_GB2312" w:hAnsi="FangSong_GB2312" w:cs="FangSong_GB2312"/>
-                <w:kern w:val="0"/>
-                <w:sz w:val="24"/>
-              </w:rPr>
-            </w:pPr>
-            <w:r>
-              <w:rPr>
-                <w:rFonts w:ascii="FangSong_GB2312" w:eastAsia="FangSong_GB2312" w:hAnsi="FangSong_GB2312" w:cs="FangSong_GB2312" w:hint="eastAsia"/>
-                <w:kern w:val="0"/>
-                <w:sz w:val="24"/>
-              </w:rPr>
-              <w:t xml:space="preserve">【教学方法】理论讲授、系统蓝图拆解、状态机白板绘图实操</w:t>
-            </w:r>
-          </w:p>
-          <w:p>
-            <w:pPr>
-              <w:widowControl/>
-              <w:spacing w:line="400" w:lineRule="exact"/>
-              <w:jc w:val="left"/>
-              <w:rPr>
-                <w:rFonts w:ascii="FangSong_GB2312" w:eastAsia="FangSong_GB2312" w:hAnsi="FangSong_GB2312" w:cs="FangSong_GB2312"/>
-                <w:kern w:val="0"/>
-                <w:sz w:val="24"/>
-              </w:rPr>
-            </w:pPr>
-            <w:r>
-              <w:rPr>
-                <w:rFonts w:ascii="FangSong_GB2312" w:eastAsia="FangSong_GB2312" w:hAnsi="FangSong_GB2312" w:cs="FangSong_GB2312" w:hint="eastAsia"/>
-                <w:kern w:val="0"/>
-                <w:sz w:val="24"/>
-              </w:rPr>
-              <w:t xml:space="preserve">【时间安排】约70分钟（1.6理论学时）</w:t>
+              <w:t xml:space="preserve">【教学组织】核心方法与实操解析:</w:t>
+            </w:r>
+          </w:p>
+          <w:p>
+            <w:pPr>
+              <w:widowControl/>
+              <w:spacing w:line="400" w:lineRule="exact"/>
+              <w:jc w:val="left"/>
+              <w:rPr>
+                <w:rFonts w:ascii="FangSong_GB2312" w:eastAsia="FangSong_GB2312" w:hAnsi="FangSong_GB2312" w:cs="FangSong_GB2312"/>
+                <w:kern w:val="0"/>
+                <w:sz w:val="24"/>
+              </w:rPr>
+            </w:pPr>
+            <w:r>
+              <w:rPr>
+                <w:rFonts w:ascii="FangSong_GB2312" w:eastAsia="FangSong_GB2312" w:hAnsi="FangSong_GB2312" w:cs="FangSong_GB2312" w:hint="eastAsia"/>
+                <w:kern w:val="0"/>
+                <w:sz w:val="24"/>
+              </w:rPr>
+              <w:t xml:space="preserve">1. 实训主线：心流机制与沉浸设计实战、目标导向设计方法论实操、状态机拆解（正常流/异常流/空状态）</w:t>
+            </w:r>
+          </w:p>
+          <w:p>
+            <w:pPr>
+              <w:widowControl/>
+              <w:spacing w:line="400" w:lineRule="exact"/>
+              <w:jc w:val="left"/>
+              <w:rPr>
+                <w:rFonts w:ascii="FangSong_GB2312" w:eastAsia="FangSong_GB2312" w:hAnsi="FangSong_GB2312" w:cs="FangSong_GB2312"/>
+                <w:kern w:val="0"/>
+                <w:sz w:val="24"/>
+              </w:rPr>
+            </w:pPr>
+            <w:r>
+              <w:rPr>
+                <w:rFonts w:ascii="FangSong_GB2312" w:eastAsia="FangSong_GB2312" w:hAnsi="FangSong_GB2312" w:cs="FangSong_GB2312" w:hint="eastAsia"/>
+                <w:kern w:val="0"/>
+                <w:sz w:val="24"/>
+              </w:rPr>
+              <w:t xml:space="preserve">2. 实践要点拆解：5.1 心流机制；前端页面状态流式拆解与编排 5.2 启动 实验2(Exp2)，起草应用状态流转白板图</w:t>
+            </w:r>
+          </w:p>
+          <w:p>
+            <w:pPr>
+              <w:widowControl/>
+              <w:spacing w:line="400" w:lineRule="exact"/>
+              <w:jc w:val="left"/>
+              <w:rPr>
+                <w:rFonts w:ascii="FangSong_GB2312" w:eastAsia="FangSong_GB2312" w:hAnsi="FangSong_GB2312" w:cs="FangSong_GB2312"/>
+                <w:kern w:val="0"/>
+                <w:sz w:val="24"/>
+              </w:rPr>
+            </w:pPr>
+            <w:r>
+              <w:rPr>
+                <w:rFonts w:ascii="FangSong_GB2312" w:eastAsia="FangSong_GB2312" w:hAnsi="FangSong_GB2312" w:cs="FangSong_GB2312" w:hint="eastAsia"/>
+                <w:kern w:val="0"/>
+                <w:sz w:val="24"/>
+              </w:rPr>
+              <w:t xml:space="preserve">3. 重难点突破：针对“抛弃静态页面思维，全面梳理考虑各种临界和中间状态的动态跳转逻辑”，采用案例剖析策略。</w:t>
+            </w:r>
+          </w:p>
+          <w:p>
+            <w:pPr>
+              <w:widowControl/>
+              <w:spacing w:line="400" w:lineRule="exact"/>
+              <w:jc w:val="left"/>
+              <w:rPr>
+                <w:rFonts w:ascii="FangSong_GB2312" w:eastAsia="FangSong_GB2312" w:hAnsi="FangSong_GB2312" w:cs="FangSong_GB2312"/>
+                <w:kern w:val="0"/>
+                <w:sz w:val="24"/>
+              </w:rPr>
+            </w:pPr>
+            <w:r>
+              <w:rPr>
+                <w:rFonts w:ascii="FangSong_GB2312" w:eastAsia="FangSong_GB2312" w:hAnsi="FangSong_GB2312" w:cs="FangSong_GB2312" w:hint="eastAsia"/>
+                <w:kern w:val="0"/>
+                <w:sz w:val="24"/>
+              </w:rPr>
+              <w:t xml:space="preserve">4. 支撑目标：理解心流状态的触发条件</w:t>
+            </w:r>
+          </w:p>
+          <w:p>
+            <w:pPr>
+              <w:widowControl/>
+              <w:spacing w:line="400" w:lineRule="exact"/>
+              <w:jc w:val="left"/>
+              <w:rPr>
+                <w:rFonts w:ascii="FangSong_GB2312" w:eastAsia="FangSong_GB2312" w:hAnsi="FangSong_GB2312" w:cs="FangSong_GB2312"/>
+                <w:kern w:val="0"/>
+                <w:sz w:val="24"/>
+              </w:rPr>
+            </w:pPr>
+            <w:r>
+              <w:rPr>
+                <w:rFonts w:ascii="FangSong_GB2312" w:eastAsia="FangSong_GB2312" w:hAnsi="FangSong_GB2312" w:cs="FangSong_GB2312" w:hint="eastAsia"/>
+                <w:kern w:val="0"/>
+                <w:sz w:val="24"/>
+              </w:rPr>
+              <w:t xml:space="preserve">【教学方法】项目导引、系统蓝图拆解、状态机白板绘图实操</w:t>
+            </w:r>
+          </w:p>
+          <w:p>
+            <w:pPr>
+              <w:widowControl/>
+              <w:spacing w:line="400" w:lineRule="exact"/>
+              <w:jc w:val="left"/>
+              <w:rPr>
+                <w:rFonts w:ascii="FangSong_GB2312" w:eastAsia="FangSong_GB2312" w:hAnsi="FangSong_GB2312" w:cs="FangSong_GB2312"/>
+                <w:kern w:val="0"/>
+                <w:sz w:val="24"/>
+              </w:rPr>
+            </w:pPr>
+            <w:r>
+              <w:rPr>
+                <w:rFonts w:ascii="FangSong_GB2312" w:eastAsia="FangSong_GB2312" w:hAnsi="FangSong_GB2312" w:cs="FangSong_GB2312" w:hint="eastAsia"/>
+                <w:kern w:val="0"/>
+                <w:sz w:val="24"/>
+              </w:rPr>
+              <w:t xml:space="preserve">【时间安排】约70分钟（1.6实践学时）</w:t>
             </w:r>
           </w:p>
           <w:p>
@@ -1595,7 +1783,7 @@
         </w:tc>
         <w:tc>
           <w:tcPr>
-            <w:tcW w:w="3894" w:type="dxa"/>
+            <w:tcW w:w="1740" w:type="dxa"/>
             <w:tcBorders>
               <w:top w:val="single" w:sz="4" w:space="0" w:color="auto"/>
               <w:left w:val="single" w:sz="4" w:space="0" w:color="auto"/>
@@ -1616,7 +1804,7 @@
                 <w:rFonts w:ascii="FangSong_GB2312" w:eastAsia="FangSong_GB2312" w:hAnsi="FangSong_GB2312" w:cs="FangSong_GB2312"/>
                 <w:b/>
                 <w:bCs/>
-                <w:color w:val="FF0000"/>
+                <w:color w:val="000000"/>
                 <w:kern w:val="0"/>
                 <w:sz w:val="24"/>
               </w:rPr>
@@ -1626,7 +1814,7 @@
                 <w:rFonts w:ascii="FangSong_GB2312" w:eastAsia="FangSong_GB2312" w:hAnsi="FangSong_GB2312" w:cs="FangSong_GB2312" w:hint="eastAsia"/>
                 <w:b/>
                 <w:bCs/>
-                <w:color w:val="FF0000"/>
+                <w:color w:val="000000"/>
                 <w:kern w:val="0"/>
                 <w:sz w:val="24"/>
               </w:rPr>
@@ -1636,7 +1824,7 @@
         </w:tc>
         <w:tc>
           <w:tcPr>
-            <w:tcW w:w="3810" w:type="dxa"/>
+            <w:tcW w:w="5964" w:type="dxa"/>
             <w:tcBorders>
               <w:top w:val="single" w:sz="4" w:space="0" w:color="auto"/>
               <w:left w:val="single" w:sz="4" w:space="0" w:color="auto"/>
@@ -1656,53 +1844,125 @@
               <w:jc w:val="left"/>
               <w:rPr>
                 <w:rFonts w:ascii="FangSong_GB2312" w:eastAsia="FangSong_GB2312" w:hAnsi="FangSong_GB2312" w:cs="FangSong_GB2312"/>
-                <w:kern w:val="0"/>
-                <w:sz w:val="24"/>
-              </w:rPr>
-            </w:pPr>
-            <w:r>
-              <w:rPr>
-                <w:rFonts w:ascii="FangSong_GB2312" w:eastAsia="FangSong_GB2312" w:hAnsi="FangSong_GB2312" w:cs="FangSong_GB2312" w:hint="eastAsia"/>
-                <w:kern w:val="0"/>
-                <w:sz w:val="24"/>
-              </w:rPr>
-              <w:t xml:space="preserve">【教学组织】启动 实验2(Exp2)——白板绘制应用状态流转架构图，互查异常分支完备性</w:t>
-            </w:r>
-          </w:p>
-          <w:p>
-            <w:pPr>
-              <w:widowControl/>
-              <w:spacing w:line="400" w:lineRule="exact"/>
-              <w:jc w:val="left"/>
-              <w:rPr>
-                <w:rFonts w:ascii="FangSong_GB2312" w:eastAsia="FangSong_GB2312" w:hAnsi="FangSong_GB2312" w:cs="FangSong_GB2312"/>
-                <w:kern w:val="0"/>
-                <w:sz w:val="24"/>
-              </w:rPr>
-            </w:pPr>
-            <w:r>
-              <w:rPr>
-                <w:rFonts w:ascii="FangSong_GB2312" w:eastAsia="FangSong_GB2312" w:hAnsi="FangSong_GB2312" w:cs="FangSong_GB2312" w:hint="eastAsia"/>
-                <w:kern w:val="0"/>
-                <w:sz w:val="24"/>
-              </w:rPr>
-              <w:t xml:space="preserve">【教学方法】理论讲授、系统蓝图拆解、状态机白板绘图实操</w:t>
-            </w:r>
-          </w:p>
-          <w:p>
-            <w:pPr>
-              <w:widowControl/>
-              <w:spacing w:line="400" w:lineRule="exact"/>
-              <w:jc w:val="left"/>
-              <w:rPr>
-                <w:rFonts w:ascii="FangSong_GB2312" w:eastAsia="FangSong_GB2312" w:hAnsi="FangSong_GB2312" w:cs="FangSong_GB2312"/>
-                <w:kern w:val="0"/>
-                <w:sz w:val="24"/>
-              </w:rPr>
-            </w:pPr>
-            <w:r>
-              <w:rPr>
-                <w:rFonts w:ascii="FangSong_GB2312" w:eastAsia="FangSong_GB2312" w:hAnsi="FangSong_GB2312" w:cs="FangSong_GB2312" w:hint="eastAsia"/>
+                <w:color w:val="000000"/>
+                <w:kern w:val="0"/>
+                <w:sz w:val="24"/>
+              </w:rPr>
+            </w:pPr>
+            <w:r>
+              <w:rPr>
+                <w:rFonts w:ascii="FangSong_GB2312" w:eastAsia="FangSong_GB2312" w:hAnsi="FangSong_GB2312" w:cs="FangSong_GB2312" w:hint="eastAsia"/>
+                <w:color w:val="000000"/>
+                <w:kern w:val="0"/>
+                <w:sz w:val="24"/>
+              </w:rPr>
+              <w:t xml:space="preserve">【教学组织】课堂实践与操作训练:</w:t>
+            </w:r>
+          </w:p>
+          <w:p>
+            <w:pPr>
+              <w:widowControl/>
+              <w:spacing w:line="400" w:lineRule="exact"/>
+              <w:jc w:val="left"/>
+              <w:rPr>
+                <w:rFonts w:ascii="FangSong_GB2312" w:eastAsia="FangSong_GB2312" w:hAnsi="FangSong_GB2312" w:cs="FangSong_GB2312"/>
+                <w:color w:val="000000"/>
+                <w:kern w:val="0"/>
+                <w:sz w:val="24"/>
+              </w:rPr>
+            </w:pPr>
+            <w:r>
+              <w:rPr>
+                <w:rFonts w:ascii="FangSong_GB2312" w:eastAsia="FangSong_GB2312" w:hAnsi="FangSong_GB2312" w:cs="FangSong_GB2312" w:hint="eastAsia"/>
+                <w:color w:val="000000"/>
+                <w:kern w:val="0"/>
+                <w:sz w:val="24"/>
+              </w:rPr>
+              <w:t xml:space="preserve">1. 实践任务指导：启动 实验2(Exp2)——白板绘制应用状态流转架构图，互查异常分支完备性</w:t>
+            </w:r>
+          </w:p>
+          <w:p>
+            <w:pPr>
+              <w:widowControl/>
+              <w:spacing w:line="400" w:lineRule="exact"/>
+              <w:jc w:val="left"/>
+              <w:rPr>
+                <w:rFonts w:ascii="FangSong_GB2312" w:eastAsia="FangSong_GB2312" w:hAnsi="FangSong_GB2312" w:cs="FangSong_GB2312"/>
+                <w:color w:val="000000"/>
+                <w:kern w:val="0"/>
+                <w:sz w:val="24"/>
+              </w:rPr>
+            </w:pPr>
+            <w:r>
+              <w:rPr>
+                <w:rFonts w:ascii="FangSong_GB2312" w:eastAsia="FangSong_GB2312" w:hAnsi="FangSong_GB2312" w:cs="FangSong_GB2312" w:hint="eastAsia"/>
+                <w:color w:val="000000"/>
+                <w:kern w:val="0"/>
+                <w:sz w:val="24"/>
+              </w:rPr>
+              <w:t xml:space="preserve">2. 核心任务目标：将 MVP 清单转化为完整的页面状态流转架构图（含正常流 + 至少 3 个异常分支），以白板图或 FigJam 形式提交。</w:t>
+            </w:r>
+          </w:p>
+          <w:p>
+            <w:pPr>
+              <w:widowControl/>
+              <w:spacing w:line="400" w:lineRule="exact"/>
+              <w:jc w:val="left"/>
+              <w:rPr>
+                <w:rFonts w:ascii="FangSong_GB2312" w:eastAsia="FangSong_GB2312" w:hAnsi="FangSong_GB2312" w:cs="FangSong_GB2312"/>
+                <w:color w:val="000000"/>
+                <w:kern w:val="0"/>
+                <w:sz w:val="24"/>
+              </w:rPr>
+            </w:pPr>
+            <w:r>
+              <w:rPr>
+                <w:rFonts w:ascii="FangSong_GB2312" w:eastAsia="FangSong_GB2312" w:hAnsi="FangSong_GB2312" w:cs="FangSong_GB2312" w:hint="eastAsia"/>
+                <w:color w:val="000000"/>
+                <w:kern w:val="0"/>
+                <w:sz w:val="24"/>
+              </w:rPr>
+              <w:t xml:space="preserve">3. 教师巡回指导，及时发现并纠正学生实践中的认知偏差。</w:t>
+            </w:r>
+          </w:p>
+          <w:p>
+            <w:pPr>
+              <w:widowControl/>
+              <w:spacing w:line="400" w:lineRule="exact"/>
+              <w:jc w:val="left"/>
+              <w:rPr>
+                <w:rFonts w:ascii="FangSong_GB2312" w:eastAsia="FangSong_GB2312" w:hAnsi="FangSong_GB2312" w:cs="FangSong_GB2312"/>
+                <w:color w:val="000000"/>
+                <w:kern w:val="0"/>
+                <w:sz w:val="24"/>
+              </w:rPr>
+            </w:pPr>
+            <w:r>
+              <w:rPr>
+                <w:rFonts w:ascii="FangSong_GB2312" w:eastAsia="FangSong_GB2312" w:hAnsi="FangSong_GB2312" w:cs="FangSong_GB2312" w:hint="eastAsia"/>
+                <w:color w:val="000000"/>
+                <w:kern w:val="0"/>
+                <w:sz w:val="24"/>
+              </w:rPr>
+              <w:t xml:space="preserve">【教学方法】项目导引、系统蓝图拆解、状态机白板绘图实操</w:t>
+            </w:r>
+          </w:p>
+          <w:p>
+            <w:pPr>
+              <w:widowControl/>
+              <w:spacing w:line="400" w:lineRule="exact"/>
+              <w:jc w:val="left"/>
+              <w:rPr>
+                <w:rFonts w:ascii="FangSong_GB2312" w:eastAsia="FangSong_GB2312" w:hAnsi="FangSong_GB2312" w:cs="FangSong_GB2312"/>
+                <w:color w:val="000000"/>
+                <w:kern w:val="0"/>
+                <w:sz w:val="24"/>
+              </w:rPr>
+            </w:pPr>
+            <w:r>
+              <w:rPr>
+                <w:rFonts w:ascii="FangSong_GB2312" w:eastAsia="FangSong_GB2312" w:hAnsi="FangSong_GB2312" w:cs="FangSong_GB2312" w:hint="eastAsia"/>
+                <w:color w:val="000000"/>
                 <w:kern w:val="0"/>
                 <w:sz w:val="24"/>
               </w:rPr>
@@ -1716,13 +1976,15 @@
               <w:jc w:val="left"/>
               <w:rPr>
                 <w:rFonts w:ascii="FangSong_GB2312" w:eastAsia="FangSong_GB2312" w:hAnsi="FangSong_GB2312" w:cs="FangSong_GB2312"/>
-                <w:kern w:val="0"/>
-                <w:sz w:val="24"/>
-              </w:rPr>
-            </w:pPr>
-            <w:r>
-              <w:rPr>
-                <w:rFonts w:ascii="FangSong_GB2312" w:eastAsia="FangSong_GB2312" w:hAnsi="FangSong_GB2312" w:cs="FangSong_GB2312" w:hint="eastAsia"/>
+                <w:color w:val="000000"/>
+                <w:kern w:val="0"/>
+                <w:sz w:val="24"/>
+              </w:rPr>
+            </w:pPr>
+            <w:r>
+              <w:rPr>
+                <w:rFonts w:ascii="FangSong_GB2312" w:eastAsia="FangSong_GB2312" w:hAnsi="FangSong_GB2312" w:cs="FangSong_GB2312" w:hint="eastAsia"/>
+                <w:color w:val="000000"/>
                 <w:kern w:val="0"/>
                 <w:sz w:val="24"/>
               </w:rPr>
@@ -1765,7 +2027,7 @@
         </w:tc>
         <w:tc>
           <w:tcPr>
-            <w:tcW w:w="3894" w:type="dxa"/>
+            <w:tcW w:w="1740" w:type="dxa"/>
             <w:tcBorders>
               <w:top w:val="single" w:sz="4" w:space="0" w:color="auto"/>
               <w:left w:val="single" w:sz="4" w:space="0" w:color="auto"/>
@@ -1786,7 +2048,7 @@
                 <w:rFonts w:ascii="FangSong_GB2312" w:eastAsia="FangSong_GB2312" w:hAnsi="FangSong_GB2312" w:cs="FangSong_GB2312"/>
                 <w:b/>
                 <w:bCs/>
-                <w:color w:val="FF0000"/>
+                <w:color w:val="000000"/>
                 <w:kern w:val="0"/>
                 <w:sz w:val="24"/>
               </w:rPr>
@@ -1796,7 +2058,7 @@
                 <w:rFonts w:ascii="FangSong_GB2312" w:eastAsia="FangSong_GB2312" w:hAnsi="FangSong_GB2312" w:cs="FangSong_GB2312" w:hint="eastAsia"/>
                 <w:b/>
                 <w:bCs/>
-                <w:color w:val="FF0000"/>
+                <w:color w:val="000000"/>
                 <w:kern w:val="0"/>
                 <w:sz w:val="24"/>
               </w:rPr>
@@ -1806,7 +2068,7 @@
         </w:tc>
         <w:tc>
           <w:tcPr>
-            <w:tcW w:w="3810" w:type="dxa"/>
+            <w:tcW w:w="5964" w:type="dxa"/>
             <w:tcBorders>
               <w:top w:val="single" w:sz="4" w:space="0" w:color="auto"/>
               <w:left w:val="single" w:sz="4" w:space="0" w:color="auto"/>
@@ -1826,53 +2088,125 @@
               <w:jc w:val="left"/>
               <w:rPr>
                 <w:rFonts w:ascii="FangSong_GB2312" w:eastAsia="FangSong_GB2312" w:hAnsi="FangSong_GB2312" w:cs="FangSong_GB2312"/>
-                <w:kern w:val="0"/>
-                <w:sz w:val="24"/>
-              </w:rPr>
-            </w:pPr>
-            <w:r>
-              <w:rPr>
-                <w:rFonts w:ascii="FangSong_GB2312" w:eastAsia="FangSong_GB2312" w:hAnsi="FangSong_GB2312" w:cs="FangSong_GB2312" w:hint="eastAsia"/>
-                <w:kern w:val="0"/>
-                <w:sz w:val="24"/>
-              </w:rPr>
-              <w:t xml:space="preserve">【教学组织】点评典型架构图，预告视觉系统构建</w:t>
-            </w:r>
-          </w:p>
-          <w:p>
-            <w:pPr>
-              <w:widowControl/>
-              <w:spacing w:line="400" w:lineRule="exact"/>
-              <w:jc w:val="left"/>
-              <w:rPr>
-                <w:rFonts w:ascii="FangSong_GB2312" w:eastAsia="FangSong_GB2312" w:hAnsi="FangSong_GB2312" w:cs="FangSong_GB2312"/>
-                <w:kern w:val="0"/>
-                <w:sz w:val="24"/>
-              </w:rPr>
-            </w:pPr>
-            <w:r>
-              <w:rPr>
-                <w:rFonts w:ascii="FangSong_GB2312" w:eastAsia="FangSong_GB2312" w:hAnsi="FangSong_GB2312" w:cs="FangSong_GB2312" w:hint="eastAsia"/>
-                <w:kern w:val="0"/>
-                <w:sz w:val="24"/>
-              </w:rPr>
-              <w:t xml:space="preserve">【时间安排】约10分钟（2.2实践学时）</w:t>
-            </w:r>
-          </w:p>
-          <w:p>
-            <w:pPr>
-              <w:widowControl/>
-              <w:spacing w:line="400" w:lineRule="exact"/>
-              <w:jc w:val="left"/>
-              <w:rPr>
-                <w:rFonts w:ascii="FangSong_GB2312" w:eastAsia="FangSong_GB2312" w:hAnsi="FangSong_GB2312" w:cs="FangSong_GB2312"/>
-                <w:kern w:val="0"/>
-                <w:sz w:val="24"/>
-              </w:rPr>
-            </w:pPr>
-            <w:r>
-              <w:rPr>
-                <w:rFonts w:ascii="FangSong_GB2312" w:eastAsia="FangSong_GB2312" w:hAnsi="FangSong_GB2312" w:cs="FangSong_GB2312" w:hint="eastAsia"/>
+                <w:color w:val="000000"/>
+                <w:kern w:val="0"/>
+                <w:sz w:val="24"/>
+              </w:rPr>
+            </w:pPr>
+            <w:r>
+              <w:rPr>
+                <w:rFonts w:ascii="FangSong_GB2312" w:eastAsia="FangSong_GB2312" w:hAnsi="FangSong_GB2312" w:cs="FangSong_GB2312" w:hint="eastAsia"/>
+                <w:color w:val="000000"/>
+                <w:kern w:val="0"/>
+                <w:sz w:val="24"/>
+              </w:rPr>
+              <w:t xml:space="preserve">【教学组织】知识凝练与教学反思:</w:t>
+            </w:r>
+          </w:p>
+          <w:p>
+            <w:pPr>
+              <w:widowControl/>
+              <w:spacing w:line="400" w:lineRule="exact"/>
+              <w:jc w:val="left"/>
+              <w:rPr>
+                <w:rFonts w:ascii="FangSong_GB2312" w:eastAsia="FangSong_GB2312" w:hAnsi="FangSong_GB2312" w:cs="FangSong_GB2312"/>
+                <w:color w:val="000000"/>
+                <w:kern w:val="0"/>
+                <w:sz w:val="24"/>
+              </w:rPr>
+            </w:pPr>
+            <w:r>
+              <w:rPr>
+                <w:rFonts w:ascii="FangSong_GB2312" w:eastAsia="FangSong_GB2312" w:hAnsi="FangSong_GB2312" w:cs="FangSong_GB2312" w:hint="eastAsia"/>
+                <w:color w:val="000000"/>
+                <w:kern w:val="0"/>
+                <w:sz w:val="24"/>
+              </w:rPr>
+              <w:t xml:space="preserve">1. 归纳梳理：点评典型架构图，预告视觉系统构建</w:t>
+            </w:r>
+          </w:p>
+          <w:p>
+            <w:pPr>
+              <w:widowControl/>
+              <w:spacing w:line="400" w:lineRule="exact"/>
+              <w:jc w:val="left"/>
+              <w:rPr>
+                <w:rFonts w:ascii="FangSong_GB2312" w:eastAsia="FangSong_GB2312" w:hAnsi="FangSong_GB2312" w:cs="FangSong_GB2312"/>
+                <w:color w:val="000000"/>
+                <w:kern w:val="0"/>
+                <w:sz w:val="24"/>
+              </w:rPr>
+            </w:pPr>
+            <w:r>
+              <w:rPr>
+                <w:rFonts w:ascii="FangSong_GB2312" w:eastAsia="FangSong_GB2312" w:hAnsi="FangSong_GB2312" w:cs="FangSong_GB2312" w:hint="eastAsia"/>
+                <w:color w:val="000000"/>
+                <w:kern w:val="0"/>
+                <w:sz w:val="24"/>
+              </w:rPr>
+              <w:t xml:space="preserve">2. 强化记忆：系统性总结本节课核心知识点与技能框架。</w:t>
+            </w:r>
+          </w:p>
+          <w:p>
+            <w:pPr>
+              <w:widowControl/>
+              <w:spacing w:line="400" w:lineRule="exact"/>
+              <w:jc w:val="left"/>
+              <w:rPr>
+                <w:rFonts w:ascii="FangSong_GB2312" w:eastAsia="FangSong_GB2312" w:hAnsi="FangSong_GB2312" w:cs="FangSong_GB2312"/>
+                <w:color w:val="000000"/>
+                <w:kern w:val="0"/>
+                <w:sz w:val="24"/>
+              </w:rPr>
+            </w:pPr>
+            <w:r>
+              <w:rPr>
+                <w:rFonts w:ascii="FangSong_GB2312" w:eastAsia="FangSong_GB2312" w:hAnsi="FangSong_GB2312" w:cs="FangSong_GB2312" w:hint="eastAsia"/>
+                <w:color w:val="000000"/>
+                <w:kern w:val="0"/>
+                <w:sz w:val="24"/>
+              </w:rPr>
+              <w:t xml:space="preserve">3. 布置课后延伸思考与预习任务。</w:t>
+            </w:r>
+          </w:p>
+          <w:p>
+            <w:pPr>
+              <w:widowControl/>
+              <w:spacing w:line="400" w:lineRule="exact"/>
+              <w:jc w:val="left"/>
+              <w:rPr>
+                <w:rFonts w:ascii="FangSong_GB2312" w:eastAsia="FangSong_GB2312" w:hAnsi="FangSong_GB2312" w:cs="FangSong_GB2312"/>
+                <w:color w:val="000000"/>
+                <w:kern w:val="0"/>
+                <w:sz w:val="24"/>
+              </w:rPr>
+            </w:pPr>
+            <w:r>
+              <w:rPr>
+                <w:rFonts w:ascii="FangSong_GB2312" w:eastAsia="FangSong_GB2312" w:hAnsi="FangSong_GB2312" w:cs="FangSong_GB2312" w:hint="eastAsia"/>
+                <w:color w:val="000000"/>
+                <w:kern w:val="0"/>
+                <w:sz w:val="24"/>
+              </w:rPr>
+              <w:t xml:space="preserve">【时间安排】约10分钟（0.2实践学时）</w:t>
+            </w:r>
+          </w:p>
+          <w:p>
+            <w:pPr>
+              <w:widowControl/>
+              <w:spacing w:line="400" w:lineRule="exact"/>
+              <w:jc w:val="left"/>
+              <w:rPr>
+                <w:rFonts w:ascii="FangSong_GB2312" w:eastAsia="FangSong_GB2312" w:hAnsi="FangSong_GB2312" w:cs="FangSong_GB2312"/>
+                <w:color w:val="000000"/>
+                <w:kern w:val="0"/>
+                <w:sz w:val="24"/>
+              </w:rPr>
+            </w:pPr>
+            <w:r>
+              <w:rPr>
+                <w:rFonts w:ascii="FangSong_GB2312" w:eastAsia="FangSong_GB2312" w:hAnsi="FangSong_GB2312" w:cs="FangSong_GB2312" w:hint="eastAsia"/>
+                <w:color w:val="000000"/>
                 <w:kern w:val="0"/>
                 <w:sz w:val="24"/>
               </w:rPr>
@@ -1945,15 +2279,15 @@
               <w:rPr>
                 <w:rFonts w:ascii="FangSong_GB2312" w:eastAsia="FangSong_GB2312" w:hAnsi="FangSong_GB2312" w:cs="FangSong_GB2312"/>
                 <w:bCs/>
-                <w:color w:val="333333"/>
-                <w:kern w:val="0"/>
-                <w:sz w:val="24"/>
-              </w:rPr>
-            </w:pPr>
-            <w:r>
-              <w:rPr>
-                <w:rFonts w:ascii="FangSong_GB2312" w:eastAsia="FangSong_GB2312" w:hAnsi="FangSong_GB2312" w:cs="FangSong_GB2312" w:hint="eastAsia"/>
-                <w:color w:val="FF0000"/>
+                <w:color w:val="000000"/>
+                <w:kern w:val="0"/>
+                <w:sz w:val="24"/>
+              </w:rPr>
+            </w:pPr>
+            <w:r>
+              <w:rPr>
+                <w:rFonts w:ascii="FangSong_GB2312" w:eastAsia="FangSong_GB2312" w:hAnsi="FangSong_GB2312" w:cs="FangSong_GB2312" w:hint="eastAsia"/>
+                <w:color w:val="000000"/>
                 <w:kern w:val="0"/>
                 <w:sz w:val="24"/>
               </w:rPr>

--- a/交互产品开发/Output/教案/教案_第5周_目标导向路径与架构.docx
+++ b/交互产品开发/Output/教案/教案_第5周_目标导向路径与架构.docx
@@ -225,7 +225,7 @@
                 <w:kern w:val="0"/>
                 <w:sz w:val="24"/>
               </w:rPr>
-              <w:t xml:space="preserve">5.2 启动 实验2(Exp2)，起草应用状态流转白板图</w:t>
+              <w:t xml:space="preserve">5.2 启动 实验3(Exp3)，起草应用状态流转白板图</w:t>
             </w:r>
           </w:p>
         </w:tc>
@@ -1623,7 +1623,7 @@
                 <w:kern w:val="0"/>
                 <w:sz w:val="24"/>
               </w:rPr>
-              <w:t xml:space="preserve">2. 实践要点拆解：5.1 心流机制；前端页面状态流式拆解与编排 5.2 启动 实验2(Exp2)，起草应用状态流转白板图</w:t>
+              <w:t xml:space="preserve">2. 实践要点拆解：5.1 心流机制；前端页面状态流式拆解与编排 5.2 启动 实验3(Exp3)，起草应用状态流转白板图</w:t>
             </w:r>
           </w:p>
           <w:p>
@@ -1878,7 +1878,7 @@
                 <w:kern w:val="0"/>
                 <w:sz w:val="24"/>
               </w:rPr>
-              <w:t xml:space="preserve">1. 实践任务指导：启动 实验2(Exp2)——白板绘制应用状态流转架构图，互查异常分支完备性</w:t>
+              <w:t xml:space="preserve">1. 实践任务指导：启动 实验3(Exp3)——白板绘制应用状态流转架构图，互查异常分支完备性</w:t>
             </w:r>
           </w:p>
           <w:p>

--- a/交互产品开发/Output/教案/教案_第5周_目标导向路径与架构.docx
+++ b/交互产品开发/Output/教案/教案_第5周_目标导向路径与架构.docx
@@ -202,30 +202,7 @@
                 <w:kern w:val="0"/>
                 <w:sz w:val="24"/>
               </w:rPr>
-              <w:t xml:space="preserve">5.1 心流机制；前端页面状态流式拆解与编排</w:t>
-            </w:r>
-          </w:p>
-          <w:p>
-            <w:pPr>
-              <w:widowControl/>
-              <w:spacing w:before="40" w:after="40" w:line="400" w:lineRule="exact"/>
-              <w:ind w:left="57" w:firstLineChars="100" w:firstLine="240"/>
-              <w:jc w:val="center"/>
-              <w:rPr>
-                <w:rFonts w:ascii="FangSong_GB2312" w:eastAsia="FangSong_GB2312" w:hAnsi="FangSong_GB2312" w:cs="FangSong_GB2312"/>
-                <w:color w:val="000000"/>
-                <w:kern w:val="0"/>
-                <w:sz w:val="24"/>
-              </w:rPr>
-            </w:pPr>
-            <w:r>
-              <w:rPr>
-                <w:rFonts w:ascii="FangSong_GB2312" w:eastAsia="FangSong_GB2312" w:hAnsi="FangSong_GB2312" w:cs="FangSong_GB2312" w:hint="eastAsia"/>
-                <w:color w:val="000000"/>
-                <w:kern w:val="0"/>
-                <w:sz w:val="24"/>
-              </w:rPr>
-              <w:t xml:space="preserve">5.2 启动 实验3(Exp3)，起草应用状态流转白板图</w:t>
+              <w:t xml:space="preserve">本周课程聚焦于交互系统底层的目标导向路径与状态机架构设计。主要内容包括：1.探讨心流状态与交互透明性的关系，讲解如何消除认知摩擦；2.分析交互编排策略，通过顺从心智模型和少即是多的原则，使界面达到隐形与沉浸；3.区分目标导向任务与附加税任务，提供针对拟物税、模态税、导航税等痛点的消灭方案；4.介绍构建交互框架六步法，利用状态机将抽象心流具象化为严密的页面流转；5.启动实践项目2，进行从需求到架构的全局状态流转图实战推演。</w:t>
             </w:r>
           </w:p>
         </w:tc>
@@ -322,7 +299,7 @@
                 <w:kern w:val="0"/>
                 <w:sz w:val="24"/>
               </w:rPr>
-              <w:t xml:space="preserve">2023级数字媒体艺术影视班：第 13 周，周四2-5节</w:t>
+              <w:t xml:space="preserve">2023级数字媒体艺术影视班：第 11 周，周三2-5节</w:t>
             </w:r>
           </w:p>
         </w:tc>
@@ -725,7 +702,7 @@
                 <w:kern w:val="0"/>
                 <w:sz w:val="24"/>
               </w:rPr>
-              <w:t xml:space="preserve">重点：目标导向的流式架构图设计与界面状态机的完整闭环设计</w:t>
+              <w:t xml:space="preserve">重点：理解产品架构中状态的本质，掌握交互编排与消除系统附加税（Excise Tasks）的核心策略，并熟练使用状态机和连线草图构建坚固的全局页面流转架构。</w:t>
             </w:r>
           </w:p>
           <w:p>
@@ -749,7 +726,7 @@
                 <w:kern w:val="0"/>
                 <w:sz w:val="24"/>
               </w:rPr>
-              <w:t xml:space="preserve">难点：抛弃静态页面思维，全面梳理考虑各种临界和中间状态的动态跳转逻辑</w:t>
+              <w:t xml:space="preserve">难点：实现从“视觉美工（像素填充）”到“交互架构师（状态流转与逻辑校验）”的心智跨越。最大挑战在于能否在复杂的业务逻辑下，抽象出核心状态节点，并确保任何网络异常或边缘死角场景下，状态机均能严密闭环运作。</w:t>
             </w:r>
           </w:p>
         </w:tc>
@@ -1162,107 +1139,7 @@
                 <w:kern w:val="0"/>
                 <w:sz w:val="24"/>
               </w:rPr>
-              <w:t xml:space="preserve">【教学组织】上次课知识回顾:</w:t>
-            </w:r>
-          </w:p>
-          <w:p>
-            <w:pPr>
-              <w:widowControl/>
-              <w:spacing w:line="400" w:lineRule="exact"/>
-              <w:jc w:val="left"/>
-              <w:rPr>
-                <w:rFonts w:ascii="FangSong_GB2312" w:eastAsia="FangSong_GB2312" w:hAnsi="FangSong_GB2312" w:cs="FangSong_GB2312"/>
-                <w:kern w:val="0"/>
-                <w:sz w:val="24"/>
-              </w:rPr>
-            </w:pPr>
-            <w:r>
-              <w:rPr>
-                <w:rFonts w:ascii="FangSong_GB2312" w:eastAsia="FangSong_GB2312" w:hAnsi="FangSong_GB2312" w:cs="FangSong_GB2312" w:hint="eastAsia"/>
-                <w:kern w:val="0"/>
-                <w:sz w:val="24"/>
-              </w:rPr>
-              <w:t xml:space="preserve">1. 回顾 W04 MVP 清单，引出需要逻辑架构支撑功能落地</w:t>
-            </w:r>
-          </w:p>
-          <w:p>
-            <w:pPr>
-              <w:widowControl/>
-              <w:spacing w:line="400" w:lineRule="exact"/>
-              <w:jc w:val="left"/>
-              <w:rPr>
-                <w:rFonts w:ascii="FangSong_GB2312" w:eastAsia="FangSong_GB2312" w:hAnsi="FangSong_GB2312" w:cs="FangSong_GB2312"/>
-                <w:kern w:val="0"/>
-                <w:sz w:val="24"/>
-              </w:rPr>
-            </w:pPr>
-            <w:r>
-              <w:rPr>
-                <w:rFonts w:ascii="FangSong_GB2312" w:eastAsia="FangSong_GB2312" w:hAnsi="FangSong_GB2312" w:cs="FangSong_GB2312" w:hint="eastAsia"/>
-                <w:kern w:val="0"/>
-                <w:sz w:val="24"/>
-              </w:rPr>
-              <w:t xml:space="preserve">2. 检查学生对前置知识的掌握情况，建立新旧知识的逻辑桥梁。</w:t>
-            </w:r>
-          </w:p>
-          <w:p>
-            <w:pPr>
-              <w:widowControl/>
-              <w:spacing w:line="400" w:lineRule="exact"/>
-              <w:jc w:val="left"/>
-              <w:rPr>
-                <w:rFonts w:ascii="FangSong_GB2312" w:eastAsia="FangSong_GB2312" w:hAnsi="FangSong_GB2312" w:cs="FangSong_GB2312"/>
-                <w:kern w:val="0"/>
-                <w:sz w:val="24"/>
-              </w:rPr>
-            </w:pPr>
-            <w:r>
-              <w:rPr>
-                <w:rFonts w:ascii="FangSong_GB2312" w:eastAsia="FangSong_GB2312" w:hAnsi="FangSong_GB2312" w:cs="FangSong_GB2312" w:hint="eastAsia"/>
-                <w:kern w:val="0"/>
-                <w:sz w:val="24"/>
-              </w:rPr>
-              <w:t xml:space="preserve">【教学方法】项目导引、系统蓝图拆解、状态机白板绘图实操</w:t>
-            </w:r>
-          </w:p>
-          <w:p>
-            <w:pPr>
-              <w:widowControl/>
-              <w:spacing w:line="400" w:lineRule="exact"/>
-              <w:jc w:val="left"/>
-              <w:rPr>
-                <w:rFonts w:ascii="FangSong_GB2312" w:eastAsia="FangSong_GB2312" w:hAnsi="FangSong_GB2312" w:cs="FangSong_GB2312"/>
-                <w:kern w:val="0"/>
-                <w:sz w:val="24"/>
-              </w:rPr>
-            </w:pPr>
-            <w:r>
-              <w:rPr>
-                <w:rFonts w:ascii="FangSong_GB2312" w:eastAsia="FangSong_GB2312" w:hAnsi="FangSong_GB2312" w:cs="FangSong_GB2312" w:hint="eastAsia"/>
-                <w:kern w:val="0"/>
-                <w:sz w:val="24"/>
-              </w:rPr>
-              <w:t xml:space="preserve">【时间安排】约10分钟（0.2实践学时）</w:t>
-            </w:r>
-          </w:p>
-          <w:p>
-            <w:pPr>
-              <w:widowControl/>
-              <w:spacing w:line="400" w:lineRule="exact"/>
-              <w:jc w:val="left"/>
-              <w:rPr>
-                <w:rFonts w:ascii="FangSong_GB2312" w:eastAsia="FangSong_GB2312" w:hAnsi="FangSong_GB2312" w:cs="FangSong_GB2312"/>
-                <w:kern w:val="0"/>
-                <w:sz w:val="24"/>
-              </w:rPr>
-            </w:pPr>
-            <w:r>
-              <w:rPr>
-                <w:rFonts w:ascii="FangSong_GB2312" w:eastAsia="FangSong_GB2312" w:hAnsi="FangSong_GB2312" w:cs="FangSong_GB2312" w:hint="eastAsia"/>
-                <w:kern w:val="0"/>
-                <w:sz w:val="24"/>
-              </w:rPr>
-              <w:t xml:space="preserve">【课堂思考】</w:t>
+              <w:t xml:space="preserve"/>
             </w:r>
           </w:p>
         </w:tc>
@@ -1359,127 +1236,227 @@
                 <w:kern w:val="0"/>
                 <w:sz w:val="24"/>
               </w:rPr>
-              <w:t xml:space="preserve">【教学组织】课程情境导入:</w:t>
-            </w:r>
-          </w:p>
-          <w:p>
-            <w:pPr>
-              <w:widowControl/>
-              <w:spacing w:line="400" w:lineRule="exact"/>
-              <w:jc w:val="left"/>
-              <w:rPr>
-                <w:rFonts w:ascii="FangSong_GB2312" w:eastAsia="FangSong_GB2312" w:hAnsi="FangSong_GB2312" w:cs="FangSong_GB2312"/>
-                <w:kern w:val="0"/>
-                <w:sz w:val="24"/>
-              </w:rPr>
-            </w:pPr>
-            <w:r>
-              <w:rPr>
-                <w:rFonts w:ascii="FangSong_GB2312" w:eastAsia="FangSong_GB2312" w:hAnsi="FangSong_GB2312" w:cs="FangSong_GB2312" w:hint="eastAsia"/>
-                <w:kern w:val="0"/>
-                <w:sz w:val="24"/>
-              </w:rPr>
-              <w:t xml:space="preserve">1. 演示一个看似完整但用户频繁迷路的应用流程，暴露缺乏状态机规划的混乱</w:t>
-            </w:r>
-          </w:p>
-          <w:p>
-            <w:pPr>
-              <w:widowControl/>
-              <w:spacing w:line="400" w:lineRule="exact"/>
-              <w:jc w:val="left"/>
-              <w:rPr>
-                <w:rFonts w:ascii="FangSong_GB2312" w:eastAsia="FangSong_GB2312" w:hAnsi="FangSong_GB2312" w:cs="FangSong_GB2312"/>
-                <w:kern w:val="0"/>
-                <w:sz w:val="24"/>
-              </w:rPr>
-            </w:pPr>
-            <w:r>
-              <w:rPr>
-                <w:rFonts w:ascii="FangSong_GB2312" w:eastAsia="FangSong_GB2312" w:hAnsi="FangSong_GB2312" w:cs="FangSong_GB2312" w:hint="eastAsia"/>
-                <w:kern w:val="0"/>
-                <w:sz w:val="24"/>
-              </w:rPr>
-              <w:t xml:space="preserve">2. 明确本节课核心聚焦点：目标导向的流式架构图设计与界面状态机的完整闭环设计</w:t>
-            </w:r>
-          </w:p>
-          <w:p>
-            <w:pPr>
-              <w:widowControl/>
-              <w:spacing w:line="400" w:lineRule="exact"/>
-              <w:jc w:val="left"/>
-              <w:rPr>
-                <w:rFonts w:ascii="FangSong_GB2312" w:eastAsia="FangSong_GB2312" w:hAnsi="FangSong_GB2312" w:cs="FangSong_GB2312"/>
-                <w:kern w:val="0"/>
-                <w:sz w:val="24"/>
-              </w:rPr>
-            </w:pPr>
-            <w:r>
-              <w:rPr>
-                <w:rFonts w:ascii="FangSong_GB2312" w:eastAsia="FangSong_GB2312" w:hAnsi="FangSong_GB2312" w:cs="FangSong_GB2312" w:hint="eastAsia"/>
-                <w:kern w:val="0"/>
-                <w:sz w:val="24"/>
-              </w:rPr>
-              <w:t xml:space="preserve">3. 激发学生学习动机与探索兴趣。</w:t>
-            </w:r>
-          </w:p>
-          <w:p>
-            <w:pPr>
-              <w:widowControl/>
-              <w:spacing w:line="400" w:lineRule="exact"/>
-              <w:jc w:val="left"/>
-              <w:rPr>
-                <w:rFonts w:ascii="FangSong_GB2312" w:eastAsia="FangSong_GB2312" w:hAnsi="FangSong_GB2312" w:cs="FangSong_GB2312"/>
-                <w:kern w:val="0"/>
-                <w:sz w:val="24"/>
-              </w:rPr>
-            </w:pPr>
-            <w:r>
-              <w:rPr>
-                <w:rFonts w:ascii="FangSong_GB2312" w:eastAsia="FangSong_GB2312" w:hAnsi="FangSong_GB2312" w:cs="FangSong_GB2312" w:hint="eastAsia"/>
-                <w:kern w:val="0"/>
-                <w:sz w:val="24"/>
-              </w:rPr>
-              <w:t xml:space="preserve">【教学方法】项目导引、系统蓝图拆解、状态机白板绘图实操</w:t>
-            </w:r>
-          </w:p>
-          <w:p>
-            <w:pPr>
-              <w:widowControl/>
-              <w:spacing w:line="400" w:lineRule="exact"/>
-              <w:jc w:val="left"/>
-              <w:rPr>
-                <w:rFonts w:ascii="FangSong_GB2312" w:eastAsia="FangSong_GB2312" w:hAnsi="FangSong_GB2312" w:cs="FangSong_GB2312"/>
-                <w:kern w:val="0"/>
-                <w:sz w:val="24"/>
-              </w:rPr>
-            </w:pPr>
-            <w:r>
-              <w:rPr>
-                <w:rFonts w:ascii="FangSong_GB2312" w:eastAsia="FangSong_GB2312" w:hAnsi="FangSong_GB2312" w:cs="FangSong_GB2312" w:hint="eastAsia"/>
-                <w:kern w:val="0"/>
-                <w:sz w:val="24"/>
-              </w:rPr>
-              <w:t xml:space="preserve">【时间安排】约10分钟（0.2实践学时）</w:t>
-            </w:r>
-          </w:p>
-          <w:p>
-            <w:pPr>
-              <w:widowControl/>
-              <w:spacing w:line="400" w:lineRule="exact"/>
-              <w:jc w:val="left"/>
-              <w:rPr>
-                <w:rFonts w:ascii="FangSong_GB2312" w:eastAsia="FangSong_GB2312" w:hAnsi="FangSong_GB2312" w:cs="FangSong_GB2312"/>
-                <w:kern w:val="0"/>
-                <w:sz w:val="24"/>
-              </w:rPr>
-            </w:pPr>
-            <w:r>
-              <w:rPr>
-                <w:rFonts w:ascii="FangSong_GB2312" w:eastAsia="FangSong_GB2312" w:hAnsi="FangSong_GB2312" w:cs="FangSong_GB2312" w:hint="eastAsia"/>
-                <w:kern w:val="0"/>
-                <w:sz w:val="24"/>
-              </w:rPr>
-              <w:t xml:space="preserve">【课堂思考】</w:t>
+              <w:t xml:space="preserve">教学组织通过画家的心流体验引入交互透明性理念，强调工作记忆极其有限。</w:t>
+            </w:r>
+          </w:p>
+          <w:p>
+            <w:pPr>
+              <w:widowControl/>
+              <w:spacing w:line="400" w:lineRule="exact"/>
+              <w:jc w:val="left"/>
+              <w:rPr>
+                <w:rFonts w:ascii="FangSong_GB2312" w:eastAsia="FangSong_GB2312" w:hAnsi="FangSong_GB2312" w:cs="FangSong_GB2312"/>
+                <w:kern w:val="0"/>
+                <w:sz w:val="24"/>
+              </w:rPr>
+            </w:pPr>
+            <w:r>
+              <w:rPr>
+                <w:rFonts w:ascii="FangSong_GB2312" w:eastAsia="FangSong_GB2312" w:hAnsi="FangSong_GB2312" w:cs="FangSong_GB2312" w:hint="eastAsia"/>
+                <w:kern w:val="0"/>
+                <w:sz w:val="24"/>
+              </w:rPr>
+              <w:t xml:space="preserve">教学方法项目导引、系统蓝图拆解、状态机白板绘图实操</w:t>
+            </w:r>
+          </w:p>
+          <w:p>
+            <w:pPr>
+              <w:widowControl/>
+              <w:spacing w:line="400" w:lineRule="exact"/>
+              <w:jc w:val="left"/>
+              <w:rPr>
+                <w:rFonts w:ascii="FangSong_GB2312" w:eastAsia="FangSong_GB2312" w:hAnsi="FangSong_GB2312" w:cs="FangSong_GB2312"/>
+                <w:kern w:val="0"/>
+                <w:sz w:val="24"/>
+              </w:rPr>
+            </w:pPr>
+            <w:r>
+              <w:rPr>
+                <w:rFonts w:ascii="FangSong_GB2312" w:eastAsia="FangSong_GB2312" w:hAnsi="FangSong_GB2312" w:cs="FangSong_GB2312" w:hint="eastAsia"/>
+                <w:kern w:val="0"/>
+                <w:sz w:val="24"/>
+              </w:rPr>
+              <w:t xml:space="preserve">时间安排约5分钟（0.1实践学时）</w:t>
+            </w:r>
+          </w:p>
+          <w:p>
+            <w:pPr>
+              <w:widowControl/>
+              <w:spacing w:line="400" w:lineRule="exact"/>
+              <w:jc w:val="left"/>
+              <w:rPr>
+                <w:rFonts w:ascii="FangSong_GB2312" w:eastAsia="FangSong_GB2312" w:hAnsi="FangSong_GB2312" w:cs="FangSong_GB2312"/>
+                <w:kern w:val="0"/>
+                <w:sz w:val="24"/>
+              </w:rPr>
+            </w:pPr>
+            <w:r>
+              <w:rPr>
+                <w:rFonts w:ascii="FangSong_GB2312" w:eastAsia="FangSong_GB2312" w:hAnsi="FangSong_GB2312" w:cs="FangSong_GB2312" w:hint="eastAsia"/>
+                <w:kern w:val="0"/>
+                <w:sz w:val="24"/>
+              </w:rPr>
+              <w:t xml:space="preserve">课堂思考</w:t>
+            </w:r>
+          </w:p>
+          <w:p>
+            <w:pPr>
+              <w:widowControl/>
+              <w:spacing w:line="400" w:lineRule="exact"/>
+              <w:jc w:val="left"/>
+              <w:rPr>
+                <w:rFonts w:ascii="FangSong_GB2312" w:eastAsia="FangSong_GB2312" w:hAnsi="FangSong_GB2312" w:cs="FangSong_GB2312"/>
+                <w:kern w:val="0"/>
+                <w:sz w:val="24"/>
+              </w:rPr>
+            </w:pPr>
+            <w:r>
+              <w:rPr>
+                <w:rFonts w:ascii="FangSong_GB2312" w:eastAsia="FangSong_GB2312" w:hAnsi="FangSong_GB2312" w:cs="FangSong_GB2312" w:hint="eastAsia"/>
+                <w:kern w:val="0"/>
+                <w:sz w:val="24"/>
+              </w:rPr>
+              <w:t xml:space="preserve">教学组织以交响乐指挥为隐喻，提出交互编排需和谐控制而非增加系统噪音的概念。</w:t>
+            </w:r>
+          </w:p>
+          <w:p>
+            <w:pPr>
+              <w:widowControl/>
+              <w:spacing w:line="400" w:lineRule="exact"/>
+              <w:jc w:val="left"/>
+              <w:rPr>
+                <w:rFonts w:ascii="FangSong_GB2312" w:eastAsia="FangSong_GB2312" w:hAnsi="FangSong_GB2312" w:cs="FangSong_GB2312"/>
+                <w:kern w:val="0"/>
+                <w:sz w:val="24"/>
+              </w:rPr>
+            </w:pPr>
+            <w:r>
+              <w:rPr>
+                <w:rFonts w:ascii="FangSong_GB2312" w:eastAsia="FangSong_GB2312" w:hAnsi="FangSong_GB2312" w:cs="FangSong_GB2312" w:hint="eastAsia"/>
+                <w:kern w:val="0"/>
+                <w:sz w:val="24"/>
+              </w:rPr>
+              <w:t xml:space="preserve">教学方法项目导引、系统蓝图拆解、状态机白板绘图实操</w:t>
+            </w:r>
+          </w:p>
+          <w:p>
+            <w:pPr>
+              <w:widowControl/>
+              <w:spacing w:line="400" w:lineRule="exact"/>
+              <w:jc w:val="left"/>
+              <w:rPr>
+                <w:rFonts w:ascii="FangSong_GB2312" w:eastAsia="FangSong_GB2312" w:hAnsi="FangSong_GB2312" w:cs="FangSong_GB2312"/>
+                <w:kern w:val="0"/>
+                <w:sz w:val="24"/>
+              </w:rPr>
+            </w:pPr>
+            <w:r>
+              <w:rPr>
+                <w:rFonts w:ascii="FangSong_GB2312" w:eastAsia="FangSong_GB2312" w:hAnsi="FangSong_GB2312" w:cs="FangSong_GB2312" w:hint="eastAsia"/>
+                <w:kern w:val="0"/>
+                <w:sz w:val="24"/>
+              </w:rPr>
+              <w:t xml:space="preserve">时间安排约5分钟（0.1实践学时）</w:t>
+            </w:r>
+          </w:p>
+          <w:p>
+            <w:pPr>
+              <w:widowControl/>
+              <w:spacing w:line="400" w:lineRule="exact"/>
+              <w:jc w:val="left"/>
+              <w:rPr>
+                <w:rFonts w:ascii="FangSong_GB2312" w:eastAsia="FangSong_GB2312" w:hAnsi="FangSong_GB2312" w:cs="FangSong_GB2312"/>
+                <w:kern w:val="0"/>
+                <w:sz w:val="24"/>
+              </w:rPr>
+            </w:pPr>
+            <w:r>
+              <w:rPr>
+                <w:rFonts w:ascii="FangSong_GB2312" w:eastAsia="FangSong_GB2312" w:hAnsi="FangSong_GB2312" w:cs="FangSong_GB2312" w:hint="eastAsia"/>
+                <w:kern w:val="0"/>
+                <w:sz w:val="24"/>
+              </w:rPr>
+              <w:t xml:space="preserve">课堂思考</w:t>
+            </w:r>
+          </w:p>
+          <w:p>
+            <w:pPr>
+              <w:widowControl/>
+              <w:spacing w:line="400" w:lineRule="exact"/>
+              <w:jc w:val="left"/>
+              <w:rPr>
+                <w:rFonts w:ascii="FangSong_GB2312" w:eastAsia="FangSong_GB2312" w:hAnsi="FangSong_GB2312" w:cs="FangSong_GB2312"/>
+                <w:kern w:val="0"/>
+                <w:sz w:val="24"/>
+              </w:rPr>
+            </w:pPr>
+            <w:r>
+              <w:rPr>
+                <w:rFonts w:ascii="FangSong_GB2312" w:eastAsia="FangSong_GB2312" w:hAnsi="FangSong_GB2312" w:cs="FangSong_GB2312" w:hint="eastAsia"/>
+                <w:kern w:val="0"/>
+                <w:sz w:val="24"/>
+              </w:rPr>
+              <w:t xml:space="preserve">教学组织展示真实企业全局状态流转白板图示例及架构要素规范。</w:t>
+            </w:r>
+          </w:p>
+          <w:p>
+            <w:pPr>
+              <w:widowControl/>
+              <w:spacing w:line="400" w:lineRule="exact"/>
+              <w:jc w:val="left"/>
+              <w:rPr>
+                <w:rFonts w:ascii="FangSong_GB2312" w:eastAsia="FangSong_GB2312" w:hAnsi="FangSong_GB2312" w:cs="FangSong_GB2312"/>
+                <w:kern w:val="0"/>
+                <w:sz w:val="24"/>
+              </w:rPr>
+            </w:pPr>
+            <w:r>
+              <w:rPr>
+                <w:rFonts w:ascii="FangSong_GB2312" w:eastAsia="FangSong_GB2312" w:hAnsi="FangSong_GB2312" w:cs="FangSong_GB2312" w:hint="eastAsia"/>
+                <w:kern w:val="0"/>
+                <w:sz w:val="24"/>
+              </w:rPr>
+              <w:t xml:space="preserve">教学方法项目导引、系统蓝图拆解、状态机白板绘图实操</w:t>
+            </w:r>
+          </w:p>
+          <w:p>
+            <w:pPr>
+              <w:widowControl/>
+              <w:spacing w:line="400" w:lineRule="exact"/>
+              <w:jc w:val="left"/>
+              <w:rPr>
+                <w:rFonts w:ascii="FangSong_GB2312" w:eastAsia="FangSong_GB2312" w:hAnsi="FangSong_GB2312" w:cs="FangSong_GB2312"/>
+                <w:kern w:val="0"/>
+                <w:sz w:val="24"/>
+              </w:rPr>
+            </w:pPr>
+            <w:r>
+              <w:rPr>
+                <w:rFonts w:ascii="FangSong_GB2312" w:eastAsia="FangSong_GB2312" w:hAnsi="FangSong_GB2312" w:cs="FangSong_GB2312" w:hint="eastAsia"/>
+                <w:kern w:val="0"/>
+                <w:sz w:val="24"/>
+              </w:rPr>
+              <w:t xml:space="preserve">时间安排约5分钟（0.1实践学时）</w:t>
+            </w:r>
+          </w:p>
+          <w:p>
+            <w:pPr>
+              <w:widowControl/>
+              <w:spacing w:line="400" w:lineRule="exact"/>
+              <w:jc w:val="left"/>
+              <w:rPr>
+                <w:rFonts w:ascii="FangSong_GB2312" w:eastAsia="FangSong_GB2312" w:hAnsi="FangSong_GB2312" w:cs="FangSong_GB2312"/>
+                <w:kern w:val="0"/>
+                <w:sz w:val="24"/>
+              </w:rPr>
+            </w:pPr>
+            <w:r>
+              <w:rPr>
+                <w:rFonts w:ascii="FangSong_GB2312" w:eastAsia="FangSong_GB2312" w:hAnsi="FangSong_GB2312" w:cs="FangSong_GB2312" w:hint="eastAsia"/>
+                <w:kern w:val="0"/>
+                <w:sz w:val="24"/>
+              </w:rPr>
+              <w:t xml:space="preserve">课堂思考</w:t>
             </w:r>
           </w:p>
         </w:tc>
@@ -1583,167 +1560,587 @@
                 <w:kern w:val="0"/>
                 <w:sz w:val="24"/>
               </w:rPr>
-              <w:t xml:space="preserve">【教学组织】核心方法与实操解析:</w:t>
-            </w:r>
-          </w:p>
-          <w:p>
-            <w:pPr>
-              <w:widowControl/>
-              <w:spacing w:line="400" w:lineRule="exact"/>
-              <w:jc w:val="left"/>
-              <w:rPr>
-                <w:rFonts w:ascii="FangSong_GB2312" w:eastAsia="FangSong_GB2312" w:hAnsi="FangSong_GB2312" w:cs="FangSong_GB2312"/>
-                <w:kern w:val="0"/>
-                <w:sz w:val="24"/>
-              </w:rPr>
-            </w:pPr>
-            <w:r>
-              <w:rPr>
-                <w:rFonts w:ascii="FangSong_GB2312" w:eastAsia="FangSong_GB2312" w:hAnsi="FangSong_GB2312" w:cs="FangSong_GB2312" w:hint="eastAsia"/>
-                <w:kern w:val="0"/>
-                <w:sz w:val="24"/>
-              </w:rPr>
-              <w:t xml:space="preserve">1. 实训主线：心流机制与沉浸设计实战、目标导向设计方法论实操、状态机拆解（正常流/异常流/空状态）</w:t>
-            </w:r>
-          </w:p>
-          <w:p>
-            <w:pPr>
-              <w:widowControl/>
-              <w:spacing w:line="400" w:lineRule="exact"/>
-              <w:jc w:val="left"/>
-              <w:rPr>
-                <w:rFonts w:ascii="FangSong_GB2312" w:eastAsia="FangSong_GB2312" w:hAnsi="FangSong_GB2312" w:cs="FangSong_GB2312"/>
-                <w:kern w:val="0"/>
-                <w:sz w:val="24"/>
-              </w:rPr>
-            </w:pPr>
-            <w:r>
-              <w:rPr>
-                <w:rFonts w:ascii="FangSong_GB2312" w:eastAsia="FangSong_GB2312" w:hAnsi="FangSong_GB2312" w:cs="FangSong_GB2312" w:hint="eastAsia"/>
-                <w:kern w:val="0"/>
-                <w:sz w:val="24"/>
-              </w:rPr>
-              <w:t xml:space="preserve">2. 实践要点拆解：5.1 心流机制；前端页面状态流式拆解与编排 5.2 启动 实验3(Exp3)，起草应用状态流转白板图</w:t>
-            </w:r>
-          </w:p>
-          <w:p>
-            <w:pPr>
-              <w:widowControl/>
-              <w:spacing w:line="400" w:lineRule="exact"/>
-              <w:jc w:val="left"/>
-              <w:rPr>
-                <w:rFonts w:ascii="FangSong_GB2312" w:eastAsia="FangSong_GB2312" w:hAnsi="FangSong_GB2312" w:cs="FangSong_GB2312"/>
-                <w:kern w:val="0"/>
-                <w:sz w:val="24"/>
-              </w:rPr>
-            </w:pPr>
-            <w:r>
-              <w:rPr>
-                <w:rFonts w:ascii="FangSong_GB2312" w:eastAsia="FangSong_GB2312" w:hAnsi="FangSong_GB2312" w:cs="FangSong_GB2312" w:hint="eastAsia"/>
-                <w:kern w:val="0"/>
-                <w:sz w:val="24"/>
-              </w:rPr>
-              <w:t xml:space="preserve">3. 重难点突破：针对“抛弃静态页面思维，全面梳理考虑各种临界和中间状态的动态跳转逻辑”，采用案例剖析策略。</w:t>
-            </w:r>
-          </w:p>
-          <w:p>
-            <w:pPr>
-              <w:widowControl/>
-              <w:spacing w:line="400" w:lineRule="exact"/>
-              <w:jc w:val="left"/>
-              <w:rPr>
-                <w:rFonts w:ascii="FangSong_GB2312" w:eastAsia="FangSong_GB2312" w:hAnsi="FangSong_GB2312" w:cs="FangSong_GB2312"/>
-                <w:kern w:val="0"/>
-                <w:sz w:val="24"/>
-              </w:rPr>
-            </w:pPr>
-            <w:r>
-              <w:rPr>
-                <w:rFonts w:ascii="FangSong_GB2312" w:eastAsia="FangSong_GB2312" w:hAnsi="FangSong_GB2312" w:cs="FangSong_GB2312" w:hint="eastAsia"/>
-                <w:kern w:val="0"/>
-                <w:sz w:val="24"/>
-              </w:rPr>
-              <w:t xml:space="preserve">4. 支撑目标：理解心流状态的触发条件</w:t>
-            </w:r>
-          </w:p>
-          <w:p>
-            <w:pPr>
-              <w:widowControl/>
-              <w:spacing w:line="400" w:lineRule="exact"/>
-              <w:jc w:val="left"/>
-              <w:rPr>
-                <w:rFonts w:ascii="FangSong_GB2312" w:eastAsia="FangSong_GB2312" w:hAnsi="FangSong_GB2312" w:cs="FangSong_GB2312"/>
-                <w:kern w:val="0"/>
-                <w:sz w:val="24"/>
-              </w:rPr>
-            </w:pPr>
-            <w:r>
-              <w:rPr>
-                <w:rFonts w:ascii="FangSong_GB2312" w:eastAsia="FangSong_GB2312" w:hAnsi="FangSong_GB2312" w:cs="FangSong_GB2312" w:hint="eastAsia"/>
-                <w:kern w:val="0"/>
-                <w:sz w:val="24"/>
-              </w:rPr>
-              <w:t xml:space="preserve">【教学方法】项目导引、系统蓝图拆解、状态机白板绘图实操</w:t>
-            </w:r>
-          </w:p>
-          <w:p>
-            <w:pPr>
-              <w:widowControl/>
-              <w:spacing w:line="400" w:lineRule="exact"/>
-              <w:jc w:val="left"/>
-              <w:rPr>
-                <w:rFonts w:ascii="FangSong_GB2312" w:eastAsia="FangSong_GB2312" w:hAnsi="FangSong_GB2312" w:cs="FangSong_GB2312"/>
-                <w:kern w:val="0"/>
-                <w:sz w:val="24"/>
-              </w:rPr>
-            </w:pPr>
-            <w:r>
-              <w:rPr>
-                <w:rFonts w:ascii="FangSong_GB2312" w:eastAsia="FangSong_GB2312" w:hAnsi="FangSong_GB2312" w:cs="FangSong_GB2312" w:hint="eastAsia"/>
-                <w:kern w:val="0"/>
-                <w:sz w:val="24"/>
-              </w:rPr>
-              <w:t xml:space="preserve">【时间安排】约70分钟（1.6实践学时）</w:t>
-            </w:r>
-          </w:p>
-          <w:p>
-            <w:pPr>
-              <w:widowControl/>
-              <w:spacing w:line="400" w:lineRule="exact"/>
-              <w:jc w:val="left"/>
-              <w:rPr>
-                <w:rFonts w:ascii="FangSong_GB2312" w:eastAsia="FangSong_GB2312" w:hAnsi="FangSong_GB2312" w:cs="FangSong_GB2312"/>
-                <w:kern w:val="0"/>
-                <w:sz w:val="24"/>
-              </w:rPr>
-            </w:pPr>
-            <w:r>
-              <w:rPr>
-                <w:rFonts w:ascii="FangSong_GB2312" w:eastAsia="FangSong_GB2312" w:hAnsi="FangSong_GB2312" w:cs="FangSong_GB2312" w:hint="eastAsia"/>
-                <w:kern w:val="0"/>
-                <w:sz w:val="24"/>
-              </w:rPr>
-              <w:t xml:space="preserve">【课堂思考】</w:t>
-            </w:r>
-          </w:p>
-          <w:p>
-            <w:pPr>
-              <w:widowControl/>
-              <w:spacing w:line="400" w:lineRule="exact"/>
-              <w:jc w:val="left"/>
-              <w:rPr>
-                <w:rFonts w:ascii="FangSong_GB2312" w:eastAsia="FangSong_GB2312" w:hAnsi="FangSong_GB2312" w:cs="FangSong_GB2312"/>
-                <w:kern w:val="0"/>
-                <w:sz w:val="24"/>
-              </w:rPr>
-            </w:pPr>
-            <w:r>
-              <w:rPr>
-                <w:rFonts w:ascii="FangSong_GB2312" w:eastAsia="FangSong_GB2312" w:hAnsi="FangSong_GB2312" w:cs="FangSong_GB2312" w:hint="eastAsia"/>
-                <w:kern w:val="0"/>
-                <w:sz w:val="24"/>
-              </w:rPr>
-              <w:t xml:space="preserve">【课程思政融入点】培养系统观念与全局视野，强调严谨逻辑推理</w:t>
+              <w:t xml:space="preserve">教学组织讲解心流模型的技能挑战平衡，以及系统产生的认知摩擦现象。</w:t>
+            </w:r>
+          </w:p>
+          <w:p>
+            <w:pPr>
+              <w:widowControl/>
+              <w:spacing w:line="400" w:lineRule="exact"/>
+              <w:jc w:val="left"/>
+              <w:rPr>
+                <w:rFonts w:ascii="FangSong_GB2312" w:eastAsia="FangSong_GB2312" w:hAnsi="FangSong_GB2312" w:cs="FangSong_GB2312"/>
+                <w:kern w:val="0"/>
+                <w:sz w:val="24"/>
+              </w:rPr>
+            </w:pPr>
+            <w:r>
+              <w:rPr>
+                <w:rFonts w:ascii="FangSong_GB2312" w:eastAsia="FangSong_GB2312" w:hAnsi="FangSong_GB2312" w:cs="FangSong_GB2312" w:hint="eastAsia"/>
+                <w:kern w:val="0"/>
+                <w:sz w:val="24"/>
+              </w:rPr>
+              <w:t xml:space="preserve">教学方法项目导引、系统蓝图拆解、状态机白板绘图实操</w:t>
+            </w:r>
+          </w:p>
+          <w:p>
+            <w:pPr>
+              <w:widowControl/>
+              <w:spacing w:line="400" w:lineRule="exact"/>
+              <w:jc w:val="left"/>
+              <w:rPr>
+                <w:rFonts w:ascii="FangSong_GB2312" w:eastAsia="FangSong_GB2312" w:hAnsi="FangSong_GB2312" w:cs="FangSong_GB2312"/>
+                <w:kern w:val="0"/>
+                <w:sz w:val="24"/>
+              </w:rPr>
+            </w:pPr>
+            <w:r>
+              <w:rPr>
+                <w:rFonts w:ascii="FangSong_GB2312" w:eastAsia="FangSong_GB2312" w:hAnsi="FangSong_GB2312" w:cs="FangSong_GB2312" w:hint="eastAsia"/>
+                <w:kern w:val="0"/>
+                <w:sz w:val="24"/>
+              </w:rPr>
+              <w:t xml:space="preserve">时间安排约10分钟（0.2实践学时）</w:t>
+            </w:r>
+          </w:p>
+          <w:p>
+            <w:pPr>
+              <w:widowControl/>
+              <w:spacing w:line="400" w:lineRule="exact"/>
+              <w:jc w:val="left"/>
+              <w:rPr>
+                <w:rFonts w:ascii="FangSong_GB2312" w:eastAsia="FangSong_GB2312" w:hAnsi="FangSong_GB2312" w:cs="FangSong_GB2312"/>
+                <w:kern w:val="0"/>
+                <w:sz w:val="24"/>
+              </w:rPr>
+            </w:pPr>
+            <w:r>
+              <w:rPr>
+                <w:rFonts w:ascii="FangSong_GB2312" w:eastAsia="FangSong_GB2312" w:hAnsi="FangSong_GB2312" w:cs="FangSong_GB2312" w:hint="eastAsia"/>
+                <w:kern w:val="0"/>
+                <w:sz w:val="24"/>
+              </w:rPr>
+              <w:t xml:space="preserve">课堂思考</w:t>
+            </w:r>
+          </w:p>
+          <w:p>
+            <w:pPr>
+              <w:widowControl/>
+              <w:spacing w:line="400" w:lineRule="exact"/>
+              <w:jc w:val="left"/>
+              <w:rPr>
+                <w:rFonts w:ascii="FangSong_GB2312" w:eastAsia="FangSong_GB2312" w:hAnsi="FangSong_GB2312" w:cs="FangSong_GB2312"/>
+                <w:kern w:val="0"/>
+                <w:sz w:val="24"/>
+              </w:rPr>
+            </w:pPr>
+            <w:r>
+              <w:rPr>
+                <w:rFonts w:ascii="FangSong_GB2312" w:eastAsia="FangSong_GB2312" w:hAnsi="FangSong_GB2312" w:cs="FangSong_GB2312" w:hint="eastAsia"/>
+                <w:kern w:val="0"/>
+                <w:sz w:val="24"/>
+              </w:rPr>
+              <w:t xml:space="preserve">课程思政融入点</w:t>
+            </w:r>
+          </w:p>
+          <w:p>
+            <w:pPr>
+              <w:widowControl/>
+              <w:spacing w:line="400" w:lineRule="exact"/>
+              <w:jc w:val="left"/>
+              <w:rPr>
+                <w:rFonts w:ascii="FangSong_GB2312" w:eastAsia="FangSong_GB2312" w:hAnsi="FangSong_GB2312" w:cs="FangSong_GB2312"/>
+                <w:kern w:val="0"/>
+                <w:sz w:val="24"/>
+              </w:rPr>
+            </w:pPr>
+            <w:r>
+              <w:rPr>
+                <w:rFonts w:ascii="FangSong_GB2312" w:eastAsia="FangSong_GB2312" w:hAnsi="FangSong_GB2312" w:cs="FangSong_GB2312" w:hint="eastAsia"/>
+                <w:kern w:val="0"/>
+                <w:sz w:val="24"/>
+              </w:rPr>
+              <w:t xml:space="preserve">教学组织拆解遵循心智模型、少即是多、直接指挥、无模式反馈和情境化信息等多项系统编排策略。</w:t>
+            </w:r>
+          </w:p>
+          <w:p>
+            <w:pPr>
+              <w:widowControl/>
+              <w:spacing w:line="400" w:lineRule="exact"/>
+              <w:jc w:val="left"/>
+              <w:rPr>
+                <w:rFonts w:ascii="FangSong_GB2312" w:eastAsia="FangSong_GB2312" w:hAnsi="FangSong_GB2312" w:cs="FangSong_GB2312"/>
+                <w:kern w:val="0"/>
+                <w:sz w:val="24"/>
+              </w:rPr>
+            </w:pPr>
+            <w:r>
+              <w:rPr>
+                <w:rFonts w:ascii="FangSong_GB2312" w:eastAsia="FangSong_GB2312" w:hAnsi="FangSong_GB2312" w:cs="FangSong_GB2312" w:hint="eastAsia"/>
+                <w:kern w:val="0"/>
+                <w:sz w:val="24"/>
+              </w:rPr>
+              <w:t xml:space="preserve">教学方法项目导引、系统蓝图拆解、状态机白板绘图实操</w:t>
+            </w:r>
+          </w:p>
+          <w:p>
+            <w:pPr>
+              <w:widowControl/>
+              <w:spacing w:line="400" w:lineRule="exact"/>
+              <w:jc w:val="left"/>
+              <w:rPr>
+                <w:rFonts w:ascii="FangSong_GB2312" w:eastAsia="FangSong_GB2312" w:hAnsi="FangSong_GB2312" w:cs="FangSong_GB2312"/>
+                <w:kern w:val="0"/>
+                <w:sz w:val="24"/>
+              </w:rPr>
+            </w:pPr>
+            <w:r>
+              <w:rPr>
+                <w:rFonts w:ascii="FangSong_GB2312" w:eastAsia="FangSong_GB2312" w:hAnsi="FangSong_GB2312" w:cs="FangSong_GB2312" w:hint="eastAsia"/>
+                <w:kern w:val="0"/>
+                <w:sz w:val="24"/>
+              </w:rPr>
+              <w:t xml:space="preserve">时间安排约15分钟（0.3实践学时）</w:t>
+            </w:r>
+          </w:p>
+          <w:p>
+            <w:pPr>
+              <w:widowControl/>
+              <w:spacing w:line="400" w:lineRule="exact"/>
+              <w:jc w:val="left"/>
+              <w:rPr>
+                <w:rFonts w:ascii="FangSong_GB2312" w:eastAsia="FangSong_GB2312" w:hAnsi="FangSong_GB2312" w:cs="FangSong_GB2312"/>
+                <w:kern w:val="0"/>
+                <w:sz w:val="24"/>
+              </w:rPr>
+            </w:pPr>
+            <w:r>
+              <w:rPr>
+                <w:rFonts w:ascii="FangSong_GB2312" w:eastAsia="FangSong_GB2312" w:hAnsi="FangSong_GB2312" w:cs="FangSong_GB2312" w:hint="eastAsia"/>
+                <w:kern w:val="0"/>
+                <w:sz w:val="24"/>
+              </w:rPr>
+              <w:t xml:space="preserve">课堂思考</w:t>
+            </w:r>
+          </w:p>
+          <w:p>
+            <w:pPr>
+              <w:widowControl/>
+              <w:spacing w:line="400" w:lineRule="exact"/>
+              <w:jc w:val="left"/>
+              <w:rPr>
+                <w:rFonts w:ascii="FangSong_GB2312" w:eastAsia="FangSong_GB2312" w:hAnsi="FangSong_GB2312" w:cs="FangSong_GB2312"/>
+                <w:kern w:val="0"/>
+                <w:sz w:val="24"/>
+              </w:rPr>
+            </w:pPr>
+            <w:r>
+              <w:rPr>
+                <w:rFonts w:ascii="FangSong_GB2312" w:eastAsia="FangSong_GB2312" w:hAnsi="FangSong_GB2312" w:cs="FangSong_GB2312" w:hint="eastAsia"/>
+                <w:kern w:val="0"/>
+                <w:sz w:val="24"/>
+              </w:rPr>
+              <w:t xml:space="preserve">课程思政融入点</w:t>
+            </w:r>
+          </w:p>
+          <w:p>
+            <w:pPr>
+              <w:widowControl/>
+              <w:spacing w:line="400" w:lineRule="exact"/>
+              <w:jc w:val="left"/>
+              <w:rPr>
+                <w:rFonts w:ascii="FangSong_GB2312" w:eastAsia="FangSong_GB2312" w:hAnsi="FangSong_GB2312" w:cs="FangSong_GB2312"/>
+                <w:kern w:val="0"/>
+                <w:sz w:val="24"/>
+              </w:rPr>
+            </w:pPr>
+            <w:r>
+              <w:rPr>
+                <w:rFonts w:ascii="FangSong_GB2312" w:eastAsia="FangSong_GB2312" w:hAnsi="FangSong_GB2312" w:cs="FangSong_GB2312" w:hint="eastAsia"/>
+                <w:kern w:val="0"/>
+                <w:sz w:val="24"/>
+              </w:rPr>
+              <w:t xml:space="preserve">教学组织解析目标导向任务与附加税的本质差异，列举常见的过度拟物化与模态框重灾区现象。</w:t>
+            </w:r>
+          </w:p>
+          <w:p>
+            <w:pPr>
+              <w:widowControl/>
+              <w:spacing w:line="400" w:lineRule="exact"/>
+              <w:jc w:val="left"/>
+              <w:rPr>
+                <w:rFonts w:ascii="FangSong_GB2312" w:eastAsia="FangSong_GB2312" w:hAnsi="FangSong_GB2312" w:cs="FangSong_GB2312"/>
+                <w:kern w:val="0"/>
+                <w:sz w:val="24"/>
+              </w:rPr>
+            </w:pPr>
+            <w:r>
+              <w:rPr>
+                <w:rFonts w:ascii="FangSong_GB2312" w:eastAsia="FangSong_GB2312" w:hAnsi="FangSong_GB2312" w:cs="FangSong_GB2312" w:hint="eastAsia"/>
+                <w:kern w:val="0"/>
+                <w:sz w:val="24"/>
+              </w:rPr>
+              <w:t xml:space="preserve">教学方法项目导引、系统蓝图拆解、状态机白板绘图实操</w:t>
+            </w:r>
+          </w:p>
+          <w:p>
+            <w:pPr>
+              <w:widowControl/>
+              <w:spacing w:line="400" w:lineRule="exact"/>
+              <w:jc w:val="left"/>
+              <w:rPr>
+                <w:rFonts w:ascii="FangSong_GB2312" w:eastAsia="FangSong_GB2312" w:hAnsi="FangSong_GB2312" w:cs="FangSong_GB2312"/>
+                <w:kern w:val="0"/>
+                <w:sz w:val="24"/>
+              </w:rPr>
+            </w:pPr>
+            <w:r>
+              <w:rPr>
+                <w:rFonts w:ascii="FangSong_GB2312" w:eastAsia="FangSong_GB2312" w:hAnsi="FangSong_GB2312" w:cs="FangSong_GB2312" w:hint="eastAsia"/>
+                <w:kern w:val="0"/>
+                <w:sz w:val="24"/>
+              </w:rPr>
+              <w:t xml:space="preserve">时间安排约10分钟（0.2实践学时）</w:t>
+            </w:r>
+          </w:p>
+          <w:p>
+            <w:pPr>
+              <w:widowControl/>
+              <w:spacing w:line="400" w:lineRule="exact"/>
+              <w:jc w:val="left"/>
+              <w:rPr>
+                <w:rFonts w:ascii="FangSong_GB2312" w:eastAsia="FangSong_GB2312" w:hAnsi="FangSong_GB2312" w:cs="FangSong_GB2312"/>
+                <w:kern w:val="0"/>
+                <w:sz w:val="24"/>
+              </w:rPr>
+            </w:pPr>
+            <w:r>
+              <w:rPr>
+                <w:rFonts w:ascii="FangSong_GB2312" w:eastAsia="FangSong_GB2312" w:hAnsi="FangSong_GB2312" w:cs="FangSong_GB2312" w:hint="eastAsia"/>
+                <w:kern w:val="0"/>
+                <w:sz w:val="24"/>
+              </w:rPr>
+              <w:t xml:space="preserve">课堂思考</w:t>
+            </w:r>
+          </w:p>
+          <w:p>
+            <w:pPr>
+              <w:widowControl/>
+              <w:spacing w:line="400" w:lineRule="exact"/>
+              <w:jc w:val="left"/>
+              <w:rPr>
+                <w:rFonts w:ascii="FangSong_GB2312" w:eastAsia="FangSong_GB2312" w:hAnsi="FangSong_GB2312" w:cs="FangSong_GB2312"/>
+                <w:kern w:val="0"/>
+                <w:sz w:val="24"/>
+              </w:rPr>
+            </w:pPr>
+            <w:r>
+              <w:rPr>
+                <w:rFonts w:ascii="FangSong_GB2312" w:eastAsia="FangSong_GB2312" w:hAnsi="FangSong_GB2312" w:cs="FangSong_GB2312" w:hint="eastAsia"/>
+                <w:kern w:val="0"/>
+                <w:sz w:val="24"/>
+              </w:rPr>
+              <w:t xml:space="preserve">课程思政融入点</w:t>
+            </w:r>
+          </w:p>
+          <w:p>
+            <w:pPr>
+              <w:widowControl/>
+              <w:spacing w:line="400" w:lineRule="exact"/>
+              <w:jc w:val="left"/>
+              <w:rPr>
+                <w:rFonts w:ascii="FangSong_GB2312" w:eastAsia="FangSong_GB2312" w:hAnsi="FangSong_GB2312" w:cs="FangSong_GB2312"/>
+                <w:kern w:val="0"/>
+                <w:sz w:val="24"/>
+              </w:rPr>
+            </w:pPr>
+            <w:r>
+              <w:rPr>
+                <w:rFonts w:ascii="FangSong_GB2312" w:eastAsia="FangSong_GB2312" w:hAnsi="FangSong_GB2312" w:cs="FangSong_GB2312" w:hint="eastAsia"/>
+                <w:kern w:val="0"/>
+                <w:sz w:val="24"/>
+              </w:rPr>
+              <w:t xml:space="preserve">教学组织提出通过提供持久路标、全局概览和物理/逻辑映射法则彻底消除系统附加税的干预策略。</w:t>
+            </w:r>
+          </w:p>
+          <w:p>
+            <w:pPr>
+              <w:widowControl/>
+              <w:spacing w:line="400" w:lineRule="exact"/>
+              <w:jc w:val="left"/>
+              <w:rPr>
+                <w:rFonts w:ascii="FangSong_GB2312" w:eastAsia="FangSong_GB2312" w:hAnsi="FangSong_GB2312" w:cs="FangSong_GB2312"/>
+                <w:kern w:val="0"/>
+                <w:sz w:val="24"/>
+              </w:rPr>
+            </w:pPr>
+            <w:r>
+              <w:rPr>
+                <w:rFonts w:ascii="FangSong_GB2312" w:eastAsia="FangSong_GB2312" w:hAnsi="FangSong_GB2312" w:cs="FangSong_GB2312" w:hint="eastAsia"/>
+                <w:kern w:val="0"/>
+                <w:sz w:val="24"/>
+              </w:rPr>
+              <w:t xml:space="preserve">教学方法项目导引、系统蓝图拆解、状态机白板绘图实操</w:t>
+            </w:r>
+          </w:p>
+          <w:p>
+            <w:pPr>
+              <w:widowControl/>
+              <w:spacing w:line="400" w:lineRule="exact"/>
+              <w:jc w:val="left"/>
+              <w:rPr>
+                <w:rFonts w:ascii="FangSong_GB2312" w:eastAsia="FangSong_GB2312" w:hAnsi="FangSong_GB2312" w:cs="FangSong_GB2312"/>
+                <w:kern w:val="0"/>
+                <w:sz w:val="24"/>
+              </w:rPr>
+            </w:pPr>
+            <w:r>
+              <w:rPr>
+                <w:rFonts w:ascii="FangSong_GB2312" w:eastAsia="FangSong_GB2312" w:hAnsi="FangSong_GB2312" w:cs="FangSong_GB2312" w:hint="eastAsia"/>
+                <w:kern w:val="0"/>
+                <w:sz w:val="24"/>
+              </w:rPr>
+              <w:t xml:space="preserve">时间安排约5分钟（0.1实践学时）</w:t>
+            </w:r>
+          </w:p>
+          <w:p>
+            <w:pPr>
+              <w:widowControl/>
+              <w:spacing w:line="400" w:lineRule="exact"/>
+              <w:jc w:val="left"/>
+              <w:rPr>
+                <w:rFonts w:ascii="FangSong_GB2312" w:eastAsia="FangSong_GB2312" w:hAnsi="FangSong_GB2312" w:cs="FangSong_GB2312"/>
+                <w:kern w:val="0"/>
+                <w:sz w:val="24"/>
+              </w:rPr>
+            </w:pPr>
+            <w:r>
+              <w:rPr>
+                <w:rFonts w:ascii="FangSong_GB2312" w:eastAsia="FangSong_GB2312" w:hAnsi="FangSong_GB2312" w:cs="FangSong_GB2312" w:hint="eastAsia"/>
+                <w:kern w:val="0"/>
+                <w:sz w:val="24"/>
+              </w:rPr>
+              <w:t xml:space="preserve">课堂思考</w:t>
+            </w:r>
+          </w:p>
+          <w:p>
+            <w:pPr>
+              <w:widowControl/>
+              <w:spacing w:line="400" w:lineRule="exact"/>
+              <w:jc w:val="left"/>
+              <w:rPr>
+                <w:rFonts w:ascii="FangSong_GB2312" w:eastAsia="FangSong_GB2312" w:hAnsi="FangSong_GB2312" w:cs="FangSong_GB2312"/>
+                <w:kern w:val="0"/>
+                <w:sz w:val="24"/>
+              </w:rPr>
+            </w:pPr>
+            <w:r>
+              <w:rPr>
+                <w:rFonts w:ascii="FangSong_GB2312" w:eastAsia="FangSong_GB2312" w:hAnsi="FangSong_GB2312" w:cs="FangSong_GB2312" w:hint="eastAsia"/>
+                <w:kern w:val="0"/>
+                <w:sz w:val="24"/>
+              </w:rPr>
+              <w:t xml:space="preserve">课程思政融入点</w:t>
+            </w:r>
+          </w:p>
+          <w:p>
+            <w:pPr>
+              <w:widowControl/>
+              <w:spacing w:line="400" w:lineRule="exact"/>
+              <w:jc w:val="left"/>
+              <w:rPr>
+                <w:rFonts w:ascii="FangSong_GB2312" w:eastAsia="FangSong_GB2312" w:hAnsi="FangSong_GB2312" w:cs="FangSong_GB2312"/>
+                <w:kern w:val="0"/>
+                <w:sz w:val="24"/>
+              </w:rPr>
+            </w:pPr>
+            <w:r>
+              <w:rPr>
+                <w:rFonts w:ascii="FangSong_GB2312" w:eastAsia="FangSong_GB2312" w:hAnsi="FangSong_GB2312" w:cs="FangSong_GB2312" w:hint="eastAsia"/>
+                <w:kern w:val="0"/>
+                <w:sz w:val="24"/>
+              </w:rPr>
+              <w:t xml:space="preserve">教学组织介绍交互框架定义的核心流程及在矩形阶段中利用低保真状态机连线草图绘制任务流的方法。</w:t>
+            </w:r>
+          </w:p>
+          <w:p>
+            <w:pPr>
+              <w:widowControl/>
+              <w:spacing w:line="400" w:lineRule="exact"/>
+              <w:jc w:val="left"/>
+              <w:rPr>
+                <w:rFonts w:ascii="FangSong_GB2312" w:eastAsia="FangSong_GB2312" w:hAnsi="FangSong_GB2312" w:cs="FangSong_GB2312"/>
+                <w:kern w:val="0"/>
+                <w:sz w:val="24"/>
+              </w:rPr>
+            </w:pPr>
+            <w:r>
+              <w:rPr>
+                <w:rFonts w:ascii="FangSong_GB2312" w:eastAsia="FangSong_GB2312" w:hAnsi="FangSong_GB2312" w:cs="FangSong_GB2312" w:hint="eastAsia"/>
+                <w:kern w:val="0"/>
+                <w:sz w:val="24"/>
+              </w:rPr>
+              <w:t xml:space="preserve">教学方法项目导引、系统蓝图拆解、状态机白板绘图实操</w:t>
+            </w:r>
+          </w:p>
+          <w:p>
+            <w:pPr>
+              <w:widowControl/>
+              <w:spacing w:line="400" w:lineRule="exact"/>
+              <w:jc w:val="left"/>
+              <w:rPr>
+                <w:rFonts w:ascii="FangSong_GB2312" w:eastAsia="FangSong_GB2312" w:hAnsi="FangSong_GB2312" w:cs="FangSong_GB2312"/>
+                <w:kern w:val="0"/>
+                <w:sz w:val="24"/>
+              </w:rPr>
+            </w:pPr>
+            <w:r>
+              <w:rPr>
+                <w:rFonts w:ascii="FangSong_GB2312" w:eastAsia="FangSong_GB2312" w:hAnsi="FangSong_GB2312" w:cs="FangSong_GB2312" w:hint="eastAsia"/>
+                <w:kern w:val="0"/>
+                <w:sz w:val="24"/>
+              </w:rPr>
+              <w:t xml:space="preserve">时间安排约10分钟（0.2实践学时）</w:t>
+            </w:r>
+          </w:p>
+          <w:p>
+            <w:pPr>
+              <w:widowControl/>
+              <w:spacing w:line="400" w:lineRule="exact"/>
+              <w:jc w:val="left"/>
+              <w:rPr>
+                <w:rFonts w:ascii="FangSong_GB2312" w:eastAsia="FangSong_GB2312" w:hAnsi="FangSong_GB2312" w:cs="FangSong_GB2312"/>
+                <w:kern w:val="0"/>
+                <w:sz w:val="24"/>
+              </w:rPr>
+            </w:pPr>
+            <w:r>
+              <w:rPr>
+                <w:rFonts w:ascii="FangSong_GB2312" w:eastAsia="FangSong_GB2312" w:hAnsi="FangSong_GB2312" w:cs="FangSong_GB2312" w:hint="eastAsia"/>
+                <w:kern w:val="0"/>
+                <w:sz w:val="24"/>
+              </w:rPr>
+              <w:t xml:space="preserve">课堂思考</w:t>
+            </w:r>
+          </w:p>
+          <w:p>
+            <w:pPr>
+              <w:widowControl/>
+              <w:spacing w:line="400" w:lineRule="exact"/>
+              <w:jc w:val="left"/>
+              <w:rPr>
+                <w:rFonts w:ascii="FangSong_GB2312" w:eastAsia="FangSong_GB2312" w:hAnsi="FangSong_GB2312" w:cs="FangSong_GB2312"/>
+                <w:kern w:val="0"/>
+                <w:sz w:val="24"/>
+              </w:rPr>
+            </w:pPr>
+            <w:r>
+              <w:rPr>
+                <w:rFonts w:ascii="FangSong_GB2312" w:eastAsia="FangSong_GB2312" w:hAnsi="FangSong_GB2312" w:cs="FangSong_GB2312" w:hint="eastAsia"/>
+                <w:kern w:val="0"/>
+                <w:sz w:val="24"/>
+              </w:rPr>
+              <w:t xml:space="preserve">课程思政融入点</w:t>
+            </w:r>
+          </w:p>
+          <w:p>
+            <w:pPr>
+              <w:widowControl/>
+              <w:spacing w:line="400" w:lineRule="exact"/>
+              <w:jc w:val="left"/>
+              <w:rPr>
+                <w:rFonts w:ascii="FangSong_GB2312" w:eastAsia="FangSong_GB2312" w:hAnsi="FangSong_GB2312" w:cs="FangSong_GB2312"/>
+                <w:kern w:val="0"/>
+                <w:sz w:val="24"/>
+              </w:rPr>
+            </w:pPr>
+            <w:r>
+              <w:rPr>
+                <w:rFonts w:ascii="FangSong_GB2312" w:eastAsia="FangSong_GB2312" w:hAnsi="FangSong_GB2312" w:cs="FangSong_GB2312" w:hint="eastAsia"/>
+                <w:kern w:val="0"/>
+                <w:sz w:val="24"/>
+              </w:rPr>
+              <w:t xml:space="preserve">教学组织讲解如何通过关键路径场景的故事板演进对状态流进行视觉化与真实性检验。</w:t>
+            </w:r>
+          </w:p>
+          <w:p>
+            <w:pPr>
+              <w:widowControl/>
+              <w:spacing w:line="400" w:lineRule="exact"/>
+              <w:jc w:val="left"/>
+              <w:rPr>
+                <w:rFonts w:ascii="FangSong_GB2312" w:eastAsia="FangSong_GB2312" w:hAnsi="FangSong_GB2312" w:cs="FangSong_GB2312"/>
+                <w:kern w:val="0"/>
+                <w:sz w:val="24"/>
+              </w:rPr>
+            </w:pPr>
+            <w:r>
+              <w:rPr>
+                <w:rFonts w:ascii="FangSong_GB2312" w:eastAsia="FangSong_GB2312" w:hAnsi="FangSong_GB2312" w:cs="FangSong_GB2312" w:hint="eastAsia"/>
+                <w:kern w:val="0"/>
+                <w:sz w:val="24"/>
+              </w:rPr>
+              <w:t xml:space="preserve">教学方法项目导引、系统蓝图拆解、状态机白板绘图实操</w:t>
+            </w:r>
+          </w:p>
+          <w:p>
+            <w:pPr>
+              <w:widowControl/>
+              <w:spacing w:line="400" w:lineRule="exact"/>
+              <w:jc w:val="left"/>
+              <w:rPr>
+                <w:rFonts w:ascii="FangSong_GB2312" w:eastAsia="FangSong_GB2312" w:hAnsi="FangSong_GB2312" w:cs="FangSong_GB2312"/>
+                <w:kern w:val="0"/>
+                <w:sz w:val="24"/>
+              </w:rPr>
+            </w:pPr>
+            <w:r>
+              <w:rPr>
+                <w:rFonts w:ascii="FangSong_GB2312" w:eastAsia="FangSong_GB2312" w:hAnsi="FangSong_GB2312" w:cs="FangSong_GB2312" w:hint="eastAsia"/>
+                <w:kern w:val="0"/>
+                <w:sz w:val="24"/>
+              </w:rPr>
+              <w:t xml:space="preserve">时间安排约5分钟（0.1实践学时）</w:t>
+            </w:r>
+          </w:p>
+          <w:p>
+            <w:pPr>
+              <w:widowControl/>
+              <w:spacing w:line="400" w:lineRule="exact"/>
+              <w:jc w:val="left"/>
+              <w:rPr>
+                <w:rFonts w:ascii="FangSong_GB2312" w:eastAsia="FangSong_GB2312" w:hAnsi="FangSong_GB2312" w:cs="FangSong_GB2312"/>
+                <w:kern w:val="0"/>
+                <w:sz w:val="24"/>
+              </w:rPr>
+            </w:pPr>
+            <w:r>
+              <w:rPr>
+                <w:rFonts w:ascii="FangSong_GB2312" w:eastAsia="FangSong_GB2312" w:hAnsi="FangSong_GB2312" w:cs="FangSong_GB2312" w:hint="eastAsia"/>
+                <w:kern w:val="0"/>
+                <w:sz w:val="24"/>
+              </w:rPr>
+              <w:t xml:space="preserve">课堂思考</w:t>
+            </w:r>
+          </w:p>
+          <w:p>
+            <w:pPr>
+              <w:widowControl/>
+              <w:spacing w:line="400" w:lineRule="exact"/>
+              <w:jc w:val="left"/>
+              <w:rPr>
+                <w:rFonts w:ascii="FangSong_GB2312" w:eastAsia="FangSong_GB2312" w:hAnsi="FangSong_GB2312" w:cs="FangSong_GB2312"/>
+                <w:kern w:val="0"/>
+                <w:sz w:val="24"/>
+              </w:rPr>
+            </w:pPr>
+            <w:r>
+              <w:rPr>
+                <w:rFonts w:ascii="FangSong_GB2312" w:eastAsia="FangSong_GB2312" w:hAnsi="FangSong_GB2312" w:cs="FangSong_GB2312" w:hint="eastAsia"/>
+                <w:kern w:val="0"/>
+                <w:sz w:val="24"/>
+              </w:rPr>
+              <w:t xml:space="preserve">课程思政融入点</w:t>
             </w:r>
           </w:p>
         </w:tc>
@@ -1856,139 +2253,249 @@
                 <w:kern w:val="0"/>
                 <w:sz w:val="24"/>
               </w:rPr>
-              <w:t xml:space="preserve">【教学组织】课堂实践与操作训练:</w:t>
-            </w:r>
-          </w:p>
-          <w:p>
-            <w:pPr>
-              <w:widowControl/>
-              <w:spacing w:line="400" w:lineRule="exact"/>
-              <w:jc w:val="left"/>
-              <w:rPr>
-                <w:rFonts w:ascii="FangSong_GB2312" w:eastAsia="FangSong_GB2312" w:hAnsi="FangSong_GB2312" w:cs="FangSong_GB2312"/>
-                <w:color w:val="000000"/>
-                <w:kern w:val="0"/>
-                <w:sz w:val="24"/>
-              </w:rPr>
-            </w:pPr>
-            <w:r>
-              <w:rPr>
-                <w:rFonts w:ascii="FangSong_GB2312" w:eastAsia="FangSong_GB2312" w:hAnsi="FangSong_GB2312" w:cs="FangSong_GB2312" w:hint="eastAsia"/>
-                <w:color w:val="000000"/>
-                <w:kern w:val="0"/>
-                <w:sz w:val="24"/>
-              </w:rPr>
-              <w:t xml:space="preserve">1. 实践任务指导：启动 实验3(Exp3)——白板绘制应用状态流转架构图，互查异常分支完备性</w:t>
-            </w:r>
-          </w:p>
-          <w:p>
-            <w:pPr>
-              <w:widowControl/>
-              <w:spacing w:line="400" w:lineRule="exact"/>
-              <w:jc w:val="left"/>
-              <w:rPr>
-                <w:rFonts w:ascii="FangSong_GB2312" w:eastAsia="FangSong_GB2312" w:hAnsi="FangSong_GB2312" w:cs="FangSong_GB2312"/>
-                <w:color w:val="000000"/>
-                <w:kern w:val="0"/>
-                <w:sz w:val="24"/>
-              </w:rPr>
-            </w:pPr>
-            <w:r>
-              <w:rPr>
-                <w:rFonts w:ascii="FangSong_GB2312" w:eastAsia="FangSong_GB2312" w:hAnsi="FangSong_GB2312" w:cs="FangSong_GB2312" w:hint="eastAsia"/>
-                <w:color w:val="000000"/>
-                <w:kern w:val="0"/>
-                <w:sz w:val="24"/>
-              </w:rPr>
-              <w:t xml:space="preserve">2. 核心任务目标：将 MVP 清单转化为完整的页面状态流转架构图（含正常流 + 至少 3 个异常分支），以白板图或 FigJam 形式提交。</w:t>
-            </w:r>
-          </w:p>
-          <w:p>
-            <w:pPr>
-              <w:widowControl/>
-              <w:spacing w:line="400" w:lineRule="exact"/>
-              <w:jc w:val="left"/>
-              <w:rPr>
-                <w:rFonts w:ascii="FangSong_GB2312" w:eastAsia="FangSong_GB2312" w:hAnsi="FangSong_GB2312" w:cs="FangSong_GB2312"/>
-                <w:color w:val="000000"/>
-                <w:kern w:val="0"/>
-                <w:sz w:val="24"/>
-              </w:rPr>
-            </w:pPr>
-            <w:r>
-              <w:rPr>
-                <w:rFonts w:ascii="FangSong_GB2312" w:eastAsia="FangSong_GB2312" w:hAnsi="FangSong_GB2312" w:cs="FangSong_GB2312" w:hint="eastAsia"/>
-                <w:color w:val="000000"/>
-                <w:kern w:val="0"/>
-                <w:sz w:val="24"/>
-              </w:rPr>
-              <w:t xml:space="preserve">3. 教师巡回指导，及时发现并纠正学生实践中的认知偏差。</w:t>
-            </w:r>
-          </w:p>
-          <w:p>
-            <w:pPr>
-              <w:widowControl/>
-              <w:spacing w:line="400" w:lineRule="exact"/>
-              <w:jc w:val="left"/>
-              <w:rPr>
-                <w:rFonts w:ascii="FangSong_GB2312" w:eastAsia="FangSong_GB2312" w:hAnsi="FangSong_GB2312" w:cs="FangSong_GB2312"/>
-                <w:color w:val="000000"/>
-                <w:kern w:val="0"/>
-                <w:sz w:val="24"/>
-              </w:rPr>
-            </w:pPr>
-            <w:r>
-              <w:rPr>
-                <w:rFonts w:ascii="FangSong_GB2312" w:eastAsia="FangSong_GB2312" w:hAnsi="FangSong_GB2312" w:cs="FangSong_GB2312" w:hint="eastAsia"/>
-                <w:color w:val="000000"/>
-                <w:kern w:val="0"/>
-                <w:sz w:val="24"/>
-              </w:rPr>
-              <w:t xml:space="preserve">【教学方法】项目导引、系统蓝图拆解、状态机白板绘图实操</w:t>
-            </w:r>
-          </w:p>
-          <w:p>
-            <w:pPr>
-              <w:widowControl/>
-              <w:spacing w:line="400" w:lineRule="exact"/>
-              <w:jc w:val="left"/>
-              <w:rPr>
-                <w:rFonts w:ascii="FangSong_GB2312" w:eastAsia="FangSong_GB2312" w:hAnsi="FangSong_GB2312" w:cs="FangSong_GB2312"/>
-                <w:color w:val="000000"/>
-                <w:kern w:val="0"/>
-                <w:sz w:val="24"/>
-              </w:rPr>
-            </w:pPr>
-            <w:r>
-              <w:rPr>
-                <w:rFonts w:ascii="FangSong_GB2312" w:eastAsia="FangSong_GB2312" w:hAnsi="FangSong_GB2312" w:cs="FangSong_GB2312" w:hint="eastAsia"/>
-                <w:color w:val="000000"/>
-                <w:kern w:val="0"/>
-                <w:sz w:val="24"/>
-              </w:rPr>
-              <w:t xml:space="preserve">【时间安排】约80分钟（1.8实践学时）</w:t>
-            </w:r>
-          </w:p>
-          <w:p>
-            <w:pPr>
-              <w:widowControl/>
-              <w:spacing w:line="400" w:lineRule="exact"/>
-              <w:jc w:val="left"/>
-              <w:rPr>
-                <w:rFonts w:ascii="FangSong_GB2312" w:eastAsia="FangSong_GB2312" w:hAnsi="FangSong_GB2312" w:cs="FangSong_GB2312"/>
-                <w:color w:val="000000"/>
-                <w:kern w:val="0"/>
-                <w:sz w:val="24"/>
-              </w:rPr>
-            </w:pPr>
-            <w:r>
-              <w:rPr>
-                <w:rFonts w:ascii="FangSong_GB2312" w:eastAsia="FangSong_GB2312" w:hAnsi="FangSong_GB2312" w:cs="FangSong_GB2312" w:hint="eastAsia"/>
-                <w:color w:val="000000"/>
-                <w:kern w:val="0"/>
-                <w:sz w:val="24"/>
-              </w:rPr>
-              <w:t xml:space="preserve">【课堂思考】</w:t>
+              <w:t xml:space="preserve">教学组织通过情境诊断测验（Quiz）考察对心流触发条件的判断。</w:t>
+            </w:r>
+          </w:p>
+          <w:p>
+            <w:pPr>
+              <w:widowControl/>
+              <w:spacing w:line="400" w:lineRule="exact"/>
+              <w:jc w:val="left"/>
+              <w:rPr>
+                <w:rFonts w:ascii="FangSong_GB2312" w:eastAsia="FangSong_GB2312" w:hAnsi="FangSong_GB2312" w:cs="FangSong_GB2312"/>
+                <w:color w:val="000000"/>
+                <w:kern w:val="0"/>
+                <w:sz w:val="24"/>
+              </w:rPr>
+            </w:pPr>
+            <w:r>
+              <w:rPr>
+                <w:rFonts w:ascii="FangSong_GB2312" w:eastAsia="FangSong_GB2312" w:hAnsi="FangSong_GB2312" w:cs="FangSong_GB2312" w:hint="eastAsia"/>
+                <w:color w:val="000000"/>
+                <w:kern w:val="0"/>
+                <w:sz w:val="24"/>
+              </w:rPr>
+              <w:t xml:space="preserve">教学方法项目导引、系统蓝图拆解、状态机白板绘图实操</w:t>
+            </w:r>
+          </w:p>
+          <w:p>
+            <w:pPr>
+              <w:widowControl/>
+              <w:spacing w:line="400" w:lineRule="exact"/>
+              <w:jc w:val="left"/>
+              <w:rPr>
+                <w:rFonts w:ascii="FangSong_GB2312" w:eastAsia="FangSong_GB2312" w:hAnsi="FangSong_GB2312" w:cs="FangSong_GB2312"/>
+                <w:color w:val="000000"/>
+                <w:kern w:val="0"/>
+                <w:sz w:val="24"/>
+              </w:rPr>
+            </w:pPr>
+            <w:r>
+              <w:rPr>
+                <w:rFonts w:ascii="FangSong_GB2312" w:eastAsia="FangSong_GB2312" w:hAnsi="FangSong_GB2312" w:cs="FangSong_GB2312" w:hint="eastAsia"/>
+                <w:color w:val="000000"/>
+                <w:kern w:val="0"/>
+                <w:sz w:val="24"/>
+              </w:rPr>
+              <w:t xml:space="preserve">时间安排约5分钟（0.1实践学时）</w:t>
+            </w:r>
+          </w:p>
+          <w:p>
+            <w:pPr>
+              <w:widowControl/>
+              <w:spacing w:line="400" w:lineRule="exact"/>
+              <w:jc w:val="left"/>
+              <w:rPr>
+                <w:rFonts w:ascii="FangSong_GB2312" w:eastAsia="FangSong_GB2312" w:hAnsi="FangSong_GB2312" w:cs="FangSong_GB2312"/>
+                <w:color w:val="000000"/>
+                <w:kern w:val="0"/>
+                <w:sz w:val="24"/>
+              </w:rPr>
+            </w:pPr>
+            <w:r>
+              <w:rPr>
+                <w:rFonts w:ascii="FangSong_GB2312" w:eastAsia="FangSong_GB2312" w:hAnsi="FangSong_GB2312" w:cs="FangSong_GB2312" w:hint="eastAsia"/>
+                <w:color w:val="000000"/>
+                <w:kern w:val="0"/>
+                <w:sz w:val="24"/>
+              </w:rPr>
+              <w:t xml:space="preserve">课堂思考</w:t>
+            </w:r>
+          </w:p>
+          <w:p>
+            <w:pPr>
+              <w:widowControl/>
+              <w:spacing w:line="400" w:lineRule="exact"/>
+              <w:jc w:val="left"/>
+              <w:rPr>
+                <w:rFonts w:ascii="FangSong_GB2312" w:eastAsia="FangSong_GB2312" w:hAnsi="FangSong_GB2312" w:cs="FangSong_GB2312"/>
+                <w:color w:val="000000"/>
+                <w:kern w:val="0"/>
+                <w:sz w:val="24"/>
+              </w:rPr>
+            </w:pPr>
+            <w:r>
+              <w:rPr>
+                <w:rFonts w:ascii="FangSong_GB2312" w:eastAsia="FangSong_GB2312" w:hAnsi="FangSong_GB2312" w:cs="FangSong_GB2312" w:hint="eastAsia"/>
+                <w:color w:val="000000"/>
+                <w:kern w:val="0"/>
+                <w:sz w:val="24"/>
+              </w:rPr>
+              <w:t xml:space="preserve">教学组织通过具体案例进行逻辑映射法则应用的纠错测验。</w:t>
+            </w:r>
+          </w:p>
+          <w:p>
+            <w:pPr>
+              <w:widowControl/>
+              <w:spacing w:line="400" w:lineRule="exact"/>
+              <w:jc w:val="left"/>
+              <w:rPr>
+                <w:rFonts w:ascii="FangSong_GB2312" w:eastAsia="FangSong_GB2312" w:hAnsi="FangSong_GB2312" w:cs="FangSong_GB2312"/>
+                <w:color w:val="000000"/>
+                <w:kern w:val="0"/>
+                <w:sz w:val="24"/>
+              </w:rPr>
+            </w:pPr>
+            <w:r>
+              <w:rPr>
+                <w:rFonts w:ascii="FangSong_GB2312" w:eastAsia="FangSong_GB2312" w:hAnsi="FangSong_GB2312" w:cs="FangSong_GB2312" w:hint="eastAsia"/>
+                <w:color w:val="000000"/>
+                <w:kern w:val="0"/>
+                <w:sz w:val="24"/>
+              </w:rPr>
+              <w:t xml:space="preserve">教学方法项目导引、系统蓝图拆解、状态机白板绘图实操</w:t>
+            </w:r>
+          </w:p>
+          <w:p>
+            <w:pPr>
+              <w:widowControl/>
+              <w:spacing w:line="400" w:lineRule="exact"/>
+              <w:jc w:val="left"/>
+              <w:rPr>
+                <w:rFonts w:ascii="FangSong_GB2312" w:eastAsia="FangSong_GB2312" w:hAnsi="FangSong_GB2312" w:cs="FangSong_GB2312"/>
+                <w:color w:val="000000"/>
+                <w:kern w:val="0"/>
+                <w:sz w:val="24"/>
+              </w:rPr>
+            </w:pPr>
+            <w:r>
+              <w:rPr>
+                <w:rFonts w:ascii="FangSong_GB2312" w:eastAsia="FangSong_GB2312" w:hAnsi="FangSong_GB2312" w:cs="FangSong_GB2312" w:hint="eastAsia"/>
+                <w:color w:val="000000"/>
+                <w:kern w:val="0"/>
+                <w:sz w:val="24"/>
+              </w:rPr>
+              <w:t xml:space="preserve">时间安排约5分钟（0.1实践学时）</w:t>
+            </w:r>
+          </w:p>
+          <w:p>
+            <w:pPr>
+              <w:widowControl/>
+              <w:spacing w:line="400" w:lineRule="exact"/>
+              <w:jc w:val="left"/>
+              <w:rPr>
+                <w:rFonts w:ascii="FangSong_GB2312" w:eastAsia="FangSong_GB2312" w:hAnsi="FangSong_GB2312" w:cs="FangSong_GB2312"/>
+                <w:color w:val="000000"/>
+                <w:kern w:val="0"/>
+                <w:sz w:val="24"/>
+              </w:rPr>
+            </w:pPr>
+            <w:r>
+              <w:rPr>
+                <w:rFonts w:ascii="FangSong_GB2312" w:eastAsia="FangSong_GB2312" w:hAnsi="FangSong_GB2312" w:cs="FangSong_GB2312" w:hint="eastAsia"/>
+                <w:color w:val="000000"/>
+                <w:kern w:val="0"/>
+                <w:sz w:val="24"/>
+              </w:rPr>
+              <w:t xml:space="preserve">课堂思考</w:t>
+            </w:r>
+          </w:p>
+          <w:p>
+            <w:pPr>
+              <w:widowControl/>
+              <w:spacing w:line="400" w:lineRule="exact"/>
+              <w:jc w:val="left"/>
+              <w:rPr>
+                <w:rFonts w:ascii="FangSong_GB2312" w:eastAsia="FangSong_GB2312" w:hAnsi="FangSong_GB2312" w:cs="FangSong_GB2312"/>
+                <w:color w:val="000000"/>
+                <w:kern w:val="0"/>
+                <w:sz w:val="24"/>
+              </w:rPr>
+            </w:pPr>
+            <w:r>
+              <w:rPr>
+                <w:rFonts w:ascii="FangSong_GB2312" w:eastAsia="FangSong_GB2312" w:hAnsi="FangSong_GB2312" w:cs="FangSong_GB2312" w:hint="eastAsia"/>
+                <w:color w:val="000000"/>
+                <w:kern w:val="0"/>
+                <w:sz w:val="24"/>
+              </w:rPr>
+              <w:t xml:space="preserve">教学组织利用状态验证防线测验辨析必须使用的低频场景与极端异常边缘用例的不同处理原则。</w:t>
+            </w:r>
+          </w:p>
+          <w:p>
+            <w:pPr>
+              <w:widowControl/>
+              <w:spacing w:line="400" w:lineRule="exact"/>
+              <w:jc w:val="left"/>
+              <w:rPr>
+                <w:rFonts w:ascii="FangSong_GB2312" w:eastAsia="FangSong_GB2312" w:hAnsi="FangSong_GB2312" w:cs="FangSong_GB2312"/>
+                <w:color w:val="000000"/>
+                <w:kern w:val="0"/>
+                <w:sz w:val="24"/>
+              </w:rPr>
+            </w:pPr>
+            <w:r>
+              <w:rPr>
+                <w:rFonts w:ascii="FangSong_GB2312" w:eastAsia="FangSong_GB2312" w:hAnsi="FangSong_GB2312" w:cs="FangSong_GB2312" w:hint="eastAsia"/>
+                <w:color w:val="000000"/>
+                <w:kern w:val="0"/>
+                <w:sz w:val="24"/>
+              </w:rPr>
+              <w:t xml:space="preserve">教学方法项目导引、系统蓝图拆解、状态机白板绘图实操</w:t>
+            </w:r>
+          </w:p>
+          <w:p>
+            <w:pPr>
+              <w:widowControl/>
+              <w:spacing w:line="400" w:lineRule="exact"/>
+              <w:jc w:val="left"/>
+              <w:rPr>
+                <w:rFonts w:ascii="FangSong_GB2312" w:eastAsia="FangSong_GB2312" w:hAnsi="FangSong_GB2312" w:cs="FangSong_GB2312"/>
+                <w:color w:val="000000"/>
+                <w:kern w:val="0"/>
+                <w:sz w:val="24"/>
+              </w:rPr>
+            </w:pPr>
+            <w:r>
+              <w:rPr>
+                <w:rFonts w:ascii="FangSong_GB2312" w:eastAsia="FangSong_GB2312" w:hAnsi="FangSong_GB2312" w:cs="FangSong_GB2312" w:hint="eastAsia"/>
+                <w:color w:val="000000"/>
+                <w:kern w:val="0"/>
+                <w:sz w:val="24"/>
+              </w:rPr>
+              <w:t xml:space="preserve">时间安排约5分钟（0.1实践学时）</w:t>
+            </w:r>
+          </w:p>
+          <w:p>
+            <w:pPr>
+              <w:widowControl/>
+              <w:spacing w:line="400" w:lineRule="exact"/>
+              <w:jc w:val="left"/>
+              <w:rPr>
+                <w:rFonts w:ascii="FangSong_GB2312" w:eastAsia="FangSong_GB2312" w:hAnsi="FangSong_GB2312" w:cs="FangSong_GB2312"/>
+                <w:color w:val="000000"/>
+                <w:kern w:val="0"/>
+                <w:sz w:val="24"/>
+              </w:rPr>
+            </w:pPr>
+            <w:r>
+              <w:rPr>
+                <w:rFonts w:ascii="FangSong_GB2312" w:eastAsia="FangSong_GB2312" w:hAnsi="FangSong_GB2312" w:cs="FangSong_GB2312" w:hint="eastAsia"/>
+                <w:color w:val="000000"/>
+                <w:kern w:val="0"/>
+                <w:sz w:val="24"/>
+              </w:rPr>
+              <w:t xml:space="preserve">课堂思考</w:t>
             </w:r>
           </w:p>
         </w:tc>
@@ -2100,117 +2607,51 @@
                 <w:kern w:val="0"/>
                 <w:sz w:val="24"/>
               </w:rPr>
-              <w:t xml:space="preserve">【教学组织】知识凝练与教学反思:</w:t>
-            </w:r>
-          </w:p>
-          <w:p>
-            <w:pPr>
-              <w:widowControl/>
-              <w:spacing w:line="400" w:lineRule="exact"/>
-              <w:jc w:val="left"/>
-              <w:rPr>
-                <w:rFonts w:ascii="FangSong_GB2312" w:eastAsia="FangSong_GB2312" w:hAnsi="FangSong_GB2312" w:cs="FangSong_GB2312"/>
-                <w:color w:val="000000"/>
-                <w:kern w:val="0"/>
-                <w:sz w:val="24"/>
-              </w:rPr>
-            </w:pPr>
-            <w:r>
-              <w:rPr>
-                <w:rFonts w:ascii="FangSong_GB2312" w:eastAsia="FangSong_GB2312" w:hAnsi="FangSong_GB2312" w:cs="FangSong_GB2312" w:hint="eastAsia"/>
-                <w:color w:val="000000"/>
-                <w:kern w:val="0"/>
-                <w:sz w:val="24"/>
-              </w:rPr>
-              <w:t xml:space="preserve">1. 归纳梳理：点评典型架构图，预告视觉系统构建</w:t>
-            </w:r>
-          </w:p>
-          <w:p>
-            <w:pPr>
-              <w:widowControl/>
-              <w:spacing w:line="400" w:lineRule="exact"/>
-              <w:jc w:val="left"/>
-              <w:rPr>
-                <w:rFonts w:ascii="FangSong_GB2312" w:eastAsia="FangSong_GB2312" w:hAnsi="FangSong_GB2312" w:cs="FangSong_GB2312"/>
-                <w:color w:val="000000"/>
-                <w:kern w:val="0"/>
-                <w:sz w:val="24"/>
-              </w:rPr>
-            </w:pPr>
-            <w:r>
-              <w:rPr>
-                <w:rFonts w:ascii="FangSong_GB2312" w:eastAsia="FangSong_GB2312" w:hAnsi="FangSong_GB2312" w:cs="FangSong_GB2312" w:hint="eastAsia"/>
-                <w:color w:val="000000"/>
-                <w:kern w:val="0"/>
-                <w:sz w:val="24"/>
-              </w:rPr>
-              <w:t xml:space="preserve">2. 强化记忆：系统性总结本节课核心知识点与技能框架。</w:t>
-            </w:r>
-          </w:p>
-          <w:p>
-            <w:pPr>
-              <w:widowControl/>
-              <w:spacing w:line="400" w:lineRule="exact"/>
-              <w:jc w:val="left"/>
-              <w:rPr>
-                <w:rFonts w:ascii="FangSong_GB2312" w:eastAsia="FangSong_GB2312" w:hAnsi="FangSong_GB2312" w:cs="FangSong_GB2312"/>
-                <w:color w:val="000000"/>
-                <w:kern w:val="0"/>
-                <w:sz w:val="24"/>
-              </w:rPr>
-            </w:pPr>
-            <w:r>
-              <w:rPr>
-                <w:rFonts w:ascii="FangSong_GB2312" w:eastAsia="FangSong_GB2312" w:hAnsi="FangSong_GB2312" w:cs="FangSong_GB2312" w:hint="eastAsia"/>
-                <w:color w:val="000000"/>
-                <w:kern w:val="0"/>
-                <w:sz w:val="24"/>
-              </w:rPr>
-              <w:t xml:space="preserve">3. 布置课后延伸思考与预习任务。</w:t>
-            </w:r>
-          </w:p>
-          <w:p>
-            <w:pPr>
-              <w:widowControl/>
-              <w:spacing w:line="400" w:lineRule="exact"/>
-              <w:jc w:val="left"/>
-              <w:rPr>
-                <w:rFonts w:ascii="FangSong_GB2312" w:eastAsia="FangSong_GB2312" w:hAnsi="FangSong_GB2312" w:cs="FangSong_GB2312"/>
-                <w:color w:val="000000"/>
-                <w:kern w:val="0"/>
-                <w:sz w:val="24"/>
-              </w:rPr>
-            </w:pPr>
-            <w:r>
-              <w:rPr>
-                <w:rFonts w:ascii="FangSong_GB2312" w:eastAsia="FangSong_GB2312" w:hAnsi="FangSong_GB2312" w:cs="FangSong_GB2312" w:hint="eastAsia"/>
-                <w:color w:val="000000"/>
-                <w:kern w:val="0"/>
-                <w:sz w:val="24"/>
-              </w:rPr>
-              <w:t xml:space="preserve">【时间安排】约10分钟（0.2实践学时）</w:t>
-            </w:r>
-          </w:p>
-          <w:p>
-            <w:pPr>
-              <w:widowControl/>
-              <w:spacing w:line="400" w:lineRule="exact"/>
-              <w:jc w:val="left"/>
-              <w:rPr>
-                <w:rFonts w:ascii="FangSong_GB2312" w:eastAsia="FangSong_GB2312" w:hAnsi="FangSong_GB2312" w:cs="FangSong_GB2312"/>
-                <w:color w:val="000000"/>
-                <w:kern w:val="0"/>
-                <w:sz w:val="24"/>
-              </w:rPr>
-            </w:pPr>
-            <w:r>
-              <w:rPr>
-                <w:rFonts w:ascii="FangSong_GB2312" w:eastAsia="FangSong_GB2312" w:hAnsi="FangSong_GB2312" w:cs="FangSong_GB2312" w:hint="eastAsia"/>
-                <w:color w:val="000000"/>
-                <w:kern w:val="0"/>
-                <w:sz w:val="24"/>
-              </w:rPr>
-              <w:t xml:space="preserve">【课程回顾与反思】</w:t>
+              <w:t xml:space="preserve">教学组织复盘透视心流、掌控状态编排、剥离底层附加税和基于状态机抽象的数字架构师四大核心要求。</w:t>
+            </w:r>
+          </w:p>
+          <w:p>
+            <w:pPr>
+              <w:widowControl/>
+              <w:spacing w:line="400" w:lineRule="exact"/>
+              <w:jc w:val="left"/>
+              <w:rPr>
+                <w:rFonts w:ascii="FangSong_GB2312" w:eastAsia="FangSong_GB2312" w:hAnsi="FangSong_GB2312" w:cs="FangSong_GB2312"/>
+                <w:color w:val="000000"/>
+                <w:kern w:val="0"/>
+                <w:sz w:val="24"/>
+              </w:rPr>
+            </w:pPr>
+            <w:r>
+              <w:rPr>
+                <w:rFonts w:ascii="FangSong_GB2312" w:eastAsia="FangSong_GB2312" w:hAnsi="FangSong_GB2312" w:cs="FangSong_GB2312" w:hint="eastAsia"/>
+                <w:color w:val="000000"/>
+                <w:kern w:val="0"/>
+                <w:sz w:val="24"/>
+              </w:rPr>
+              <w:t xml:space="preserve">时间安排约8分钟（0.2实践学时）</w:t>
+            </w:r>
+          </w:p>
+          <w:p>
+            <w:pPr>
+              <w:widowControl/>
+              <w:spacing w:line="400" w:lineRule="exact"/>
+              <w:jc w:val="left"/>
+              <w:rPr>
+                <w:rFonts w:ascii="FangSong_GB2312" w:eastAsia="FangSong_GB2312" w:hAnsi="FangSong_GB2312" w:cs="FangSong_GB2312"/>
+                <w:color w:val="000000"/>
+                <w:kern w:val="0"/>
+                <w:sz w:val="24"/>
+              </w:rPr>
+            </w:pPr>
+            <w:r>
+              <w:rPr>
+                <w:rFonts w:ascii="FangSong_GB2312" w:eastAsia="FangSong_GB2312" w:hAnsi="FangSong_GB2312" w:cs="FangSong_GB2312" w:hint="eastAsia"/>
+                <w:color w:val="000000"/>
+                <w:kern w:val="0"/>
+                <w:sz w:val="24"/>
+              </w:rPr>
+              <w:t xml:space="preserve">课程回顾与反思</w:t>
             </w:r>
           </w:p>
         </w:tc>
@@ -2291,7 +2732,7 @@
                 <w:kern w:val="0"/>
                 <w:sz w:val="24"/>
               </w:rPr>
-              <w:t xml:space="preserve">将 MVP 清单转化为完整的页面状态流转架构图（含正常流 + 至少 3 个异常分支），以白板图或 FigJam 形式提交。</w:t>
+              <w:t xml:space="preserve">实践项目2（架构启动阶段）：暂缓高保真原型设计，采用白板工作流，基于设计简报（Brief）提取绝对核心状态节点，绘制出逻辑严密、彻底修剪了附加税的全局状态流转图（State Flow Diagram），并进行团队交叉角色评估和盲测走查。</w:t>
             </w:r>
           </w:p>
         </w:tc>
